--- a/paper_output/Makale1_Benchmark_TR.docx
+++ b/paper_output/Makale1_Benchmark_TR.docx
@@ -43,30 +43,1233 @@
     </w:p>
     <w:p>
       <w:pPr>
-        <w:pStyle w:val="FirstParagraph"/>
+        <w:pStyle w:val="GvdeMetni"/>
       </w:pPr>
-      <w:r>
-        <w:t xml:space="preserve">Acil servislerde karın ağrısı, yaşamı tehdit eden patolojilerden kendiliğinden gerileyen durumlara kadar geniş bir yelpazeyi temsil eden, zaman-kritik bir başvuru nedenidir. Bilgisayarlı tomografi (BT) bu patolojilerin ayırıcı tanısında merkezi rol oynar. Bu çalışmada, </w:t>
-      </w:r>
-      <w:r>
-        <w:rPr>
-          <w:b/>
-        </w:rPr>
-        <w:t>TR_Abdomen Rad_Emergency (Teknofest 2022)</w:t>
-      </w:r>
-      <w:r>
-        <w:t xml:space="preserve"> acil abdominal BT veri kümesi kullanılmıştır; veri kümesi altı akut abdominal patoloji üst-sınıfını kapsamaktadır: akut kolesistit, böbrek/üreter taşı (ürolitiyazis), akut pankreatit, aort anevrizması/diseksiyonu, akut apandisit ve akut divertikülit. Veri kümesi, eğitim, doğrulama ve harici test (holdout) kümelerine ayrılmış [N] hasta olgusundan oluşmakta; sınırlayıcı kutu (bounding-box) ve sınır-kesit (boundary-slice) anotasyonları içermektedir. TR_Abdomen Rad_Emergency veri kümesi, Teknofest 2022 Sağlıkta Yapay Zekâ yarışması kapsamında oluşturulmuştur. Birleşik bir değerlendirme protokolü (IoU eşikleri 0,1–0,9 üzerinde Top-5 Ortalama F1) kullanılarak dört temsili tespit/segmentasyon mimarisi — YOLOv12, SwinTransformer, nnUNet ve MedNeXt — karşılaştırılmıştır. Sonuçlar, [en iyi model]’in en yüksek genel başarımı sağladığını, [en zor sınıf]’ın ise tüm yöntemlerde en zorlayıcı sınıf olduğunu göstermektedir. Veri kümesi, bölünmeler ve değerlendirme kodu [depo URL] adresinde herkese açıktır.</w:t>
+      <w:proofErr w:type="spellStart"/>
+      <w:r>
+        <w:t>Karın</w:t>
+      </w:r>
+      <w:proofErr w:type="spellEnd"/>
+      <w:r>
+        <w:t xml:space="preserve"> </w:t>
+      </w:r>
+      <w:proofErr w:type="spellStart"/>
+      <w:r>
+        <w:t>ağrısı</w:t>
+      </w:r>
+      <w:proofErr w:type="spellEnd"/>
+      <w:r>
+        <w:t xml:space="preserve">, </w:t>
+      </w:r>
+      <w:proofErr w:type="spellStart"/>
+      <w:r>
+        <w:t>acil</w:t>
+      </w:r>
+      <w:proofErr w:type="spellEnd"/>
+      <w:r>
+        <w:t xml:space="preserve"> </w:t>
+      </w:r>
+      <w:proofErr w:type="spellStart"/>
+      <w:r>
+        <w:t>servis</w:t>
+      </w:r>
+      <w:proofErr w:type="spellEnd"/>
+      <w:r>
+        <w:t xml:space="preserve"> </w:t>
+      </w:r>
+      <w:proofErr w:type="spellStart"/>
+      <w:r>
+        <w:t>başvurularında</w:t>
+      </w:r>
+      <w:proofErr w:type="spellEnd"/>
+      <w:r>
+        <w:t xml:space="preserve"> </w:t>
+      </w:r>
+      <w:proofErr w:type="spellStart"/>
+      <w:r>
+        <w:t>yaşamı</w:t>
+      </w:r>
+      <w:proofErr w:type="spellEnd"/>
+      <w:r>
+        <w:t xml:space="preserve"> </w:t>
+      </w:r>
+      <w:proofErr w:type="spellStart"/>
+      <w:r>
+        <w:t>tehdit</w:t>
+      </w:r>
+      <w:proofErr w:type="spellEnd"/>
+      <w:r>
+        <w:t xml:space="preserve"> </w:t>
+      </w:r>
+      <w:proofErr w:type="spellStart"/>
+      <w:r>
+        <w:t>edici</w:t>
+      </w:r>
+      <w:proofErr w:type="spellEnd"/>
+      <w:r>
+        <w:t xml:space="preserve"> </w:t>
+      </w:r>
+      <w:proofErr w:type="spellStart"/>
+      <w:r>
+        <w:t>patolojilerden</w:t>
+      </w:r>
+      <w:proofErr w:type="spellEnd"/>
+      <w:r>
+        <w:t xml:space="preserve"> </w:t>
+      </w:r>
+      <w:proofErr w:type="spellStart"/>
+      <w:r>
+        <w:t>kendiliğinden</w:t>
+      </w:r>
+      <w:proofErr w:type="spellEnd"/>
+      <w:r>
+        <w:t xml:space="preserve"> </w:t>
+      </w:r>
+      <w:proofErr w:type="spellStart"/>
+      <w:r>
+        <w:t>iyileşen</w:t>
+      </w:r>
+      <w:proofErr w:type="spellEnd"/>
+      <w:r>
+        <w:t xml:space="preserve"> </w:t>
+      </w:r>
+      <w:proofErr w:type="spellStart"/>
+      <w:r>
+        <w:t>durumlara</w:t>
+      </w:r>
+      <w:proofErr w:type="spellEnd"/>
+      <w:r>
+        <w:t xml:space="preserve"> </w:t>
+      </w:r>
+      <w:proofErr w:type="spellStart"/>
+      <w:r>
+        <w:t>kadar</w:t>
+      </w:r>
+      <w:proofErr w:type="spellEnd"/>
+      <w:r>
+        <w:t xml:space="preserve"> </w:t>
+      </w:r>
+      <w:proofErr w:type="spellStart"/>
+      <w:r>
+        <w:t>uzanan</w:t>
+      </w:r>
+      <w:proofErr w:type="spellEnd"/>
+      <w:r>
+        <w:t xml:space="preserve"> </w:t>
+      </w:r>
+      <w:proofErr w:type="spellStart"/>
+      <w:r>
+        <w:t>geniş</w:t>
+      </w:r>
+      <w:proofErr w:type="spellEnd"/>
+      <w:r>
+        <w:t xml:space="preserve"> </w:t>
+      </w:r>
+      <w:proofErr w:type="spellStart"/>
+      <w:r>
+        <w:t>bir</w:t>
+      </w:r>
+      <w:proofErr w:type="spellEnd"/>
+      <w:r>
+        <w:t xml:space="preserve"> </w:t>
+      </w:r>
+      <w:proofErr w:type="spellStart"/>
+      <w:r>
+        <w:t>yelpazeyi</w:t>
+      </w:r>
+      <w:proofErr w:type="spellEnd"/>
+      <w:r>
+        <w:t xml:space="preserve"> </w:t>
+      </w:r>
+      <w:proofErr w:type="spellStart"/>
+      <w:r>
+        <w:t>kapsayan</w:t>
+      </w:r>
+      <w:proofErr w:type="spellEnd"/>
+      <w:r>
+        <w:t xml:space="preserve">, </w:t>
+      </w:r>
+      <w:proofErr w:type="spellStart"/>
+      <w:r>
+        <w:t>acil</w:t>
+      </w:r>
+      <w:proofErr w:type="spellEnd"/>
+      <w:r>
+        <w:t xml:space="preserve"> </w:t>
+      </w:r>
+      <w:proofErr w:type="spellStart"/>
+      <w:r>
+        <w:t>müdahale</w:t>
+      </w:r>
+      <w:proofErr w:type="spellEnd"/>
+      <w:r>
+        <w:t xml:space="preserve"> </w:t>
+      </w:r>
+      <w:proofErr w:type="spellStart"/>
+      <w:r>
+        <w:t>gerektiren</w:t>
+      </w:r>
+      <w:proofErr w:type="spellEnd"/>
+      <w:r>
+        <w:t xml:space="preserve"> </w:t>
+      </w:r>
+      <w:proofErr w:type="spellStart"/>
+      <w:r>
+        <w:t>kritik</w:t>
+      </w:r>
+      <w:proofErr w:type="spellEnd"/>
+      <w:r>
+        <w:t xml:space="preserve"> </w:t>
+      </w:r>
+      <w:proofErr w:type="spellStart"/>
+      <w:r>
+        <w:t>bir</w:t>
+      </w:r>
+      <w:proofErr w:type="spellEnd"/>
+      <w:r>
+        <w:t xml:space="preserve"> </w:t>
+      </w:r>
+      <w:proofErr w:type="spellStart"/>
+      <w:r>
+        <w:t>durumdur</w:t>
+      </w:r>
+      <w:proofErr w:type="spellEnd"/>
+      <w:r>
+        <w:t xml:space="preserve">. </w:t>
+      </w:r>
+      <w:proofErr w:type="spellStart"/>
+      <w:r>
+        <w:t>Bilgisayarlı</w:t>
+      </w:r>
+      <w:proofErr w:type="spellEnd"/>
+      <w:r>
+        <w:t xml:space="preserve"> </w:t>
+      </w:r>
+      <w:proofErr w:type="spellStart"/>
+      <w:r>
+        <w:t>tomografi</w:t>
+      </w:r>
+      <w:proofErr w:type="spellEnd"/>
+      <w:r>
+        <w:t xml:space="preserve">, </w:t>
+      </w:r>
+      <w:proofErr w:type="spellStart"/>
+      <w:r>
+        <w:t>bu</w:t>
+      </w:r>
+      <w:proofErr w:type="spellEnd"/>
+      <w:r>
+        <w:t xml:space="preserve"> </w:t>
+      </w:r>
+      <w:proofErr w:type="spellStart"/>
+      <w:r>
+        <w:t>patolojilerin</w:t>
+      </w:r>
+      <w:proofErr w:type="spellEnd"/>
+      <w:r>
+        <w:t xml:space="preserve"> </w:t>
+      </w:r>
+      <w:proofErr w:type="spellStart"/>
+      <w:r>
+        <w:t>ayırıcı</w:t>
+      </w:r>
+      <w:proofErr w:type="spellEnd"/>
+      <w:r>
+        <w:t xml:space="preserve"> </w:t>
+      </w:r>
+      <w:proofErr w:type="spellStart"/>
+      <w:r>
+        <w:t>tanısında</w:t>
+      </w:r>
+      <w:proofErr w:type="spellEnd"/>
+      <w:r>
+        <w:t xml:space="preserve"> </w:t>
+      </w:r>
+      <w:proofErr w:type="spellStart"/>
+      <w:r>
+        <w:t>merkezi</w:t>
+      </w:r>
+      <w:proofErr w:type="spellEnd"/>
+      <w:r>
+        <w:t xml:space="preserve"> </w:t>
+      </w:r>
+      <w:proofErr w:type="spellStart"/>
+      <w:r>
+        <w:t>bir</w:t>
+      </w:r>
+      <w:proofErr w:type="spellEnd"/>
+      <w:r>
+        <w:t xml:space="preserve"> </w:t>
+      </w:r>
+      <w:proofErr w:type="spellStart"/>
+      <w:r>
+        <w:t>rol</w:t>
+      </w:r>
+      <w:proofErr w:type="spellEnd"/>
+      <w:r>
+        <w:t xml:space="preserve"> </w:t>
+      </w:r>
+      <w:proofErr w:type="spellStart"/>
+      <w:r>
+        <w:t>oynar</w:t>
+      </w:r>
+      <w:proofErr w:type="spellEnd"/>
+      <w:r>
+        <w:t xml:space="preserve">; </w:t>
+      </w:r>
+      <w:proofErr w:type="spellStart"/>
+      <w:r>
+        <w:t>ancak</w:t>
+      </w:r>
+      <w:proofErr w:type="spellEnd"/>
+      <w:r>
+        <w:t xml:space="preserve"> </w:t>
+      </w:r>
+      <w:proofErr w:type="spellStart"/>
+      <w:r>
+        <w:t>radyologların</w:t>
+      </w:r>
+      <w:proofErr w:type="spellEnd"/>
+      <w:r>
+        <w:t xml:space="preserve"> </w:t>
+      </w:r>
+      <w:proofErr w:type="spellStart"/>
+      <w:r>
+        <w:t>artan</w:t>
+      </w:r>
+      <w:proofErr w:type="spellEnd"/>
+      <w:r>
+        <w:t xml:space="preserve"> </w:t>
+      </w:r>
+      <w:proofErr w:type="spellStart"/>
+      <w:r>
+        <w:t>iş</w:t>
+      </w:r>
+      <w:proofErr w:type="spellEnd"/>
+      <w:r>
+        <w:t xml:space="preserve"> </w:t>
+      </w:r>
+      <w:proofErr w:type="spellStart"/>
+      <w:r>
+        <w:t>yükü</w:t>
+      </w:r>
+      <w:proofErr w:type="spellEnd"/>
+      <w:r>
+        <w:t xml:space="preserve"> </w:t>
+      </w:r>
+      <w:proofErr w:type="spellStart"/>
+      <w:r>
+        <w:t>tanısal</w:t>
+      </w:r>
+      <w:proofErr w:type="spellEnd"/>
+      <w:r>
+        <w:t xml:space="preserve"> </w:t>
+      </w:r>
+      <w:proofErr w:type="spellStart"/>
+      <w:r>
+        <w:t>süreçlerde</w:t>
+      </w:r>
+      <w:proofErr w:type="spellEnd"/>
+      <w:r>
+        <w:t xml:space="preserve"> </w:t>
+      </w:r>
+      <w:proofErr w:type="spellStart"/>
+      <w:r>
+        <w:t>gecikmelere</w:t>
+      </w:r>
+      <w:proofErr w:type="spellEnd"/>
+      <w:r>
+        <w:t xml:space="preserve"> </w:t>
+      </w:r>
+      <w:proofErr w:type="spellStart"/>
+      <w:r>
+        <w:t>neden</w:t>
+      </w:r>
+      <w:proofErr w:type="spellEnd"/>
+      <w:r>
+        <w:t xml:space="preserve"> </w:t>
+      </w:r>
+      <w:proofErr w:type="spellStart"/>
+      <w:r>
+        <w:t>olabilmektedir</w:t>
+      </w:r>
+      <w:proofErr w:type="spellEnd"/>
+      <w:r>
+        <w:t xml:space="preserve">. Bu </w:t>
+      </w:r>
+      <w:proofErr w:type="spellStart"/>
+      <w:r>
+        <w:t>çalışmada</w:t>
+      </w:r>
+      <w:proofErr w:type="spellEnd"/>
+      <w:r>
+        <w:t xml:space="preserve">, </w:t>
+      </w:r>
+      <w:proofErr w:type="spellStart"/>
+      <w:r>
+        <w:t>altı</w:t>
+      </w:r>
+      <w:proofErr w:type="spellEnd"/>
+      <w:r>
+        <w:t xml:space="preserve"> </w:t>
+      </w:r>
+      <w:proofErr w:type="spellStart"/>
+      <w:r>
+        <w:t>farklı</w:t>
+      </w:r>
+      <w:proofErr w:type="spellEnd"/>
+      <w:r>
+        <w:t xml:space="preserve"> </w:t>
+      </w:r>
+      <w:proofErr w:type="spellStart"/>
+      <w:r>
+        <w:t>akut</w:t>
+      </w:r>
+      <w:proofErr w:type="spellEnd"/>
+      <w:r>
+        <w:t xml:space="preserve"> abdominal </w:t>
+      </w:r>
+      <w:proofErr w:type="spellStart"/>
+      <w:r>
+        <w:t>patolojiyi</w:t>
+      </w:r>
+      <w:proofErr w:type="spellEnd"/>
+      <w:r>
+        <w:t xml:space="preserve"> </w:t>
+      </w:r>
+      <w:proofErr w:type="spellStart"/>
+      <w:r>
+        <w:t>kapsayan</w:t>
+      </w:r>
+      <w:proofErr w:type="spellEnd"/>
+      <w:r>
+        <w:t xml:space="preserve"> </w:t>
+      </w:r>
+      <w:proofErr w:type="spellStart"/>
+      <w:r>
+        <w:t>TR_Abdomen</w:t>
+      </w:r>
+      <w:proofErr w:type="spellEnd"/>
+      <w:r>
+        <w:t xml:space="preserve"> </w:t>
+      </w:r>
+      <w:proofErr w:type="spellStart"/>
+      <w:r>
+        <w:t>Rad_Emergency</w:t>
+      </w:r>
+      <w:proofErr w:type="spellEnd"/>
+      <w:r>
+        <w:t xml:space="preserve"> </w:t>
+      </w:r>
+      <w:proofErr w:type="spellStart"/>
+      <w:r>
+        <w:t>veri</w:t>
+      </w:r>
+      <w:proofErr w:type="spellEnd"/>
+      <w:r>
+        <w:t xml:space="preserve"> </w:t>
+      </w:r>
+      <w:proofErr w:type="spellStart"/>
+      <w:r>
+        <w:t>seti</w:t>
+      </w:r>
+      <w:proofErr w:type="spellEnd"/>
+      <w:r>
+        <w:t xml:space="preserve"> </w:t>
+      </w:r>
+      <w:proofErr w:type="spellStart"/>
+      <w:r>
+        <w:t>kullanılarak</w:t>
+      </w:r>
+      <w:proofErr w:type="spellEnd"/>
+      <w:r>
+        <w:t xml:space="preserve"> YOLOv12, </w:t>
+      </w:r>
+      <w:proofErr w:type="spellStart"/>
+      <w:r>
+        <w:t>SwinTransformer</w:t>
+      </w:r>
+      <w:proofErr w:type="spellEnd"/>
+      <w:r>
+        <w:t xml:space="preserve">, </w:t>
+      </w:r>
+      <w:proofErr w:type="spellStart"/>
+      <w:r>
+        <w:t>nnUNet</w:t>
+      </w:r>
+      <w:proofErr w:type="spellEnd"/>
+      <w:r>
+        <w:t xml:space="preserve"> </w:t>
+      </w:r>
+      <w:proofErr w:type="spellStart"/>
+      <w:r>
+        <w:t>ve</w:t>
+      </w:r>
+      <w:proofErr w:type="spellEnd"/>
+      <w:r>
+        <w:t xml:space="preserve"> </w:t>
+      </w:r>
+      <w:proofErr w:type="spellStart"/>
+      <w:r>
+        <w:t>MedNeXt</w:t>
+      </w:r>
+      <w:proofErr w:type="spellEnd"/>
+      <w:r>
+        <w:t xml:space="preserve"> </w:t>
+      </w:r>
+      <w:proofErr w:type="spellStart"/>
+      <w:r>
+        <w:t>mimarileri</w:t>
+      </w:r>
+      <w:proofErr w:type="spellEnd"/>
+      <w:r>
+        <w:t xml:space="preserve"> </w:t>
+      </w:r>
+      <w:proofErr w:type="spellStart"/>
+      <w:r>
+        <w:t>karşılaştırılmıştır</w:t>
+      </w:r>
+      <w:proofErr w:type="spellEnd"/>
+      <w:r>
+        <w:t>.</w:t>
       </w:r>
     </w:p>
     <w:p>
       <w:pPr>
         <w:pStyle w:val="GvdeMetni"/>
       </w:pPr>
+    </w:p>
+    <w:p>
+      <w:pPr>
+        <w:pStyle w:val="GvdeMetni"/>
+      </w:pPr>
+      <w:proofErr w:type="spellStart"/>
+      <w:r>
+        <w:t>Literatürdeki</w:t>
+      </w:r>
+      <w:proofErr w:type="spellEnd"/>
+      <w:r>
+        <w:t xml:space="preserve"> </w:t>
+      </w:r>
+      <w:proofErr w:type="spellStart"/>
+      <w:r>
+        <w:t>güncel</w:t>
+      </w:r>
+      <w:proofErr w:type="spellEnd"/>
+      <w:r>
+        <w:t xml:space="preserve"> </w:t>
+      </w:r>
+      <w:proofErr w:type="spellStart"/>
+      <w:r>
+        <w:t>çalışmalar</w:t>
+      </w:r>
+      <w:proofErr w:type="spellEnd"/>
+      <w:r>
+        <w:t xml:space="preserve">, </w:t>
+      </w:r>
+      <w:proofErr w:type="spellStart"/>
+      <w:r>
+        <w:t>derin</w:t>
+      </w:r>
+      <w:proofErr w:type="spellEnd"/>
+      <w:r>
+        <w:t xml:space="preserve"> </w:t>
+      </w:r>
+      <w:proofErr w:type="spellStart"/>
+      <w:r>
+        <w:t>öğrenmenin</w:t>
+      </w:r>
+      <w:proofErr w:type="spellEnd"/>
+      <w:r>
+        <w:t xml:space="preserve"> </w:t>
+      </w:r>
+      <w:proofErr w:type="spellStart"/>
+      <w:r>
+        <w:t>bu</w:t>
+      </w:r>
+      <w:proofErr w:type="spellEnd"/>
+      <w:r>
+        <w:t xml:space="preserve"> </w:t>
+      </w:r>
+      <w:proofErr w:type="spellStart"/>
+      <w:r>
+        <w:t>süreçteki</w:t>
+      </w:r>
+      <w:proofErr w:type="spellEnd"/>
+      <w:r>
+        <w:t xml:space="preserve"> </w:t>
+      </w:r>
+      <w:proofErr w:type="spellStart"/>
+      <w:r>
+        <w:t>etkinliğini</w:t>
+      </w:r>
+      <w:proofErr w:type="spellEnd"/>
+      <w:r>
+        <w:t xml:space="preserve"> </w:t>
+      </w:r>
+      <w:proofErr w:type="spellStart"/>
+      <w:r>
+        <w:t>kanıtlamaktadır</w:t>
+      </w:r>
+      <w:proofErr w:type="spellEnd"/>
+      <w:r>
+        <w:t xml:space="preserve">. </w:t>
+      </w:r>
+      <w:proofErr w:type="spellStart"/>
+      <w:r>
+        <w:t>Örneğin</w:t>
+      </w:r>
+      <w:proofErr w:type="spellEnd"/>
+      <w:r>
+        <w:t xml:space="preserve">, </w:t>
+      </w:r>
+      <w:proofErr w:type="spellStart"/>
+      <w:r>
+        <w:t>böbrek</w:t>
+      </w:r>
+      <w:proofErr w:type="spellEnd"/>
+      <w:r>
+        <w:t xml:space="preserve"> </w:t>
+      </w:r>
+      <w:proofErr w:type="spellStart"/>
+      <w:r>
+        <w:t>taşı</w:t>
+      </w:r>
+      <w:proofErr w:type="spellEnd"/>
+      <w:r>
+        <w:t xml:space="preserve"> </w:t>
+      </w:r>
+      <w:proofErr w:type="spellStart"/>
+      <w:r>
+        <w:t>sınıflandırmasında</w:t>
+      </w:r>
+      <w:proofErr w:type="spellEnd"/>
+      <w:r>
+        <w:t xml:space="preserve"> ResNet50 </w:t>
+      </w:r>
+      <w:proofErr w:type="spellStart"/>
+      <w:r>
+        <w:t>mimarisi</w:t>
+      </w:r>
+      <w:proofErr w:type="spellEnd"/>
+      <w:r>
+        <w:t xml:space="preserve"> %99,43 </w:t>
+      </w:r>
+      <w:proofErr w:type="spellStart"/>
+      <w:r>
+        <w:t>gibi</w:t>
+      </w:r>
+      <w:proofErr w:type="spellEnd"/>
+      <w:r>
+        <w:t xml:space="preserve"> </w:t>
+      </w:r>
+      <w:proofErr w:type="spellStart"/>
+      <w:r>
+        <w:t>yüksek</w:t>
+      </w:r>
+      <w:proofErr w:type="spellEnd"/>
+      <w:r>
+        <w:t xml:space="preserve"> </w:t>
+      </w:r>
+      <w:proofErr w:type="spellStart"/>
+      <w:r>
+        <w:t>bir</w:t>
+      </w:r>
+      <w:proofErr w:type="spellEnd"/>
+      <w:r>
+        <w:t xml:space="preserve"> </w:t>
+      </w:r>
+      <w:proofErr w:type="spellStart"/>
+      <w:r>
+        <w:t>doğruluğa</w:t>
+      </w:r>
+      <w:proofErr w:type="spellEnd"/>
+      <w:r>
+        <w:t xml:space="preserve"> </w:t>
+      </w:r>
+      <w:proofErr w:type="spellStart"/>
+      <w:r>
+        <w:t>ulaşırken</w:t>
+      </w:r>
+      <w:proofErr w:type="spellEnd"/>
+      <w:r>
+        <w:t xml:space="preserve">, Swin Transformer %98,78 </w:t>
+      </w:r>
+      <w:proofErr w:type="spellStart"/>
+      <w:r>
+        <w:t>ile</w:t>
+      </w:r>
+      <w:proofErr w:type="spellEnd"/>
+      <w:r>
+        <w:t xml:space="preserve"> </w:t>
+      </w:r>
+      <w:proofErr w:type="spellStart"/>
+      <w:r>
+        <w:t>en</w:t>
+      </w:r>
+      <w:proofErr w:type="spellEnd"/>
+      <w:r>
+        <w:t xml:space="preserve"> </w:t>
+      </w:r>
+      <w:proofErr w:type="spellStart"/>
+      <w:r>
+        <w:t>başarılı</w:t>
+      </w:r>
+      <w:proofErr w:type="spellEnd"/>
+      <w:r>
+        <w:t xml:space="preserve"> </w:t>
+      </w:r>
+      <w:proofErr w:type="spellStart"/>
+      <w:r>
+        <w:t>dönüştürücü</w:t>
+      </w:r>
+      <w:proofErr w:type="spellEnd"/>
+      <w:r>
+        <w:t xml:space="preserve"> model </w:t>
+      </w:r>
+      <w:proofErr w:type="spellStart"/>
+      <w:r>
+        <w:t>olarak</w:t>
+      </w:r>
+      <w:proofErr w:type="spellEnd"/>
+      <w:r>
+        <w:t xml:space="preserve"> </w:t>
+      </w:r>
+      <w:proofErr w:type="spellStart"/>
+      <w:r>
+        <w:t>öne</w:t>
+      </w:r>
+      <w:proofErr w:type="spellEnd"/>
+      <w:r>
+        <w:t xml:space="preserve"> </w:t>
+      </w:r>
+      <w:proofErr w:type="spellStart"/>
+      <w:r>
+        <w:t>çıkmaktadır</w:t>
+      </w:r>
+      <w:proofErr w:type="spellEnd"/>
+      <w:r>
+        <w:t xml:space="preserve"> </w:t>
+      </w:r>
+      <w:sdt>
+        <w:sdtPr>
+          <w:rPr>
+            <w:lang w:val="tr-TR"/>
+          </w:rPr>
+          <w:tag w:val="CITATION GenRef053"/>
+          <w:id w:val="1492435964"/>
+          <w:citation/>
+        </w:sdtPr>
+        <w:sdtContent>
+          <w:r>
+            <w:rPr>
+              <w:lang w:val="tr-TR"/>
+            </w:rPr>
+            <w:fldChar w:fldCharType="begin"/>
+          </w:r>
+          <w:r>
+            <w:rPr>
+              <w:lang w:val="tr-TR"/>
+            </w:rPr>
+            <w:instrText xml:space="preserve"> CITATION GenRef053 \l 1033 </w:instrText>
+          </w:r>
+          <w:r>
+            <w:rPr>
+              <w:lang w:val="tr-TR"/>
+            </w:rPr>
+            <w:fldChar w:fldCharType="separate"/>
+          </w:r>
+          <w:r>
+            <w:rPr>
+              <w:noProof/>
+              <w:lang w:val="tr-TR"/>
+            </w:rPr>
+            <w:t>[1]</w:t>
+          </w:r>
+          <w:r>
+            <w:fldChar w:fldCharType="end"/>
+          </w:r>
+        </w:sdtContent>
+      </w:sdt>
+      <w:r>
+        <w:t xml:space="preserve">. </w:t>
+      </w:r>
+      <w:proofErr w:type="spellStart"/>
+      <w:r>
+        <w:t>Akut</w:t>
+      </w:r>
+      <w:proofErr w:type="spellEnd"/>
+      <w:r>
+        <w:t xml:space="preserve"> </w:t>
+      </w:r>
+      <w:proofErr w:type="spellStart"/>
+      <w:r>
+        <w:t>apandisit</w:t>
+      </w:r>
+      <w:proofErr w:type="spellEnd"/>
+      <w:r>
+        <w:t xml:space="preserve"> </w:t>
+      </w:r>
+      <w:proofErr w:type="spellStart"/>
+      <w:r>
+        <w:t>tanısında</w:t>
+      </w:r>
+      <w:proofErr w:type="spellEnd"/>
+      <w:r>
+        <w:t xml:space="preserve">, 3B BT </w:t>
+      </w:r>
+      <w:proofErr w:type="spellStart"/>
+      <w:r>
+        <w:t>taramalarında</w:t>
+      </w:r>
+      <w:proofErr w:type="spellEnd"/>
+      <w:r>
+        <w:t xml:space="preserve"> </w:t>
+      </w:r>
+      <w:proofErr w:type="spellStart"/>
+      <w:r>
+        <w:t>uygulanan</w:t>
+      </w:r>
+      <w:proofErr w:type="spellEnd"/>
+      <w:r>
+        <w:t xml:space="preserve"> </w:t>
+      </w:r>
+      <w:proofErr w:type="spellStart"/>
+      <w:r>
+        <w:t>hiyerarşik</w:t>
+      </w:r>
+      <w:proofErr w:type="spellEnd"/>
+      <w:r>
+        <w:t xml:space="preserve"> </w:t>
+      </w:r>
+      <w:proofErr w:type="spellStart"/>
+      <w:r>
+        <w:t>kesit-dikkat</w:t>
+      </w:r>
+      <w:proofErr w:type="spellEnd"/>
+      <w:r>
+        <w:t xml:space="preserve"> </w:t>
+      </w:r>
+      <w:proofErr w:type="spellStart"/>
+      <w:r>
+        <w:t>mekanizmaları</w:t>
+      </w:r>
+      <w:proofErr w:type="spellEnd"/>
+      <w:r>
+        <w:t xml:space="preserve">, AUC </w:t>
+      </w:r>
+      <w:proofErr w:type="spellStart"/>
+      <w:r>
+        <w:t>değerini</w:t>
+      </w:r>
+      <w:proofErr w:type="spellEnd"/>
+      <w:r>
+        <w:t xml:space="preserve"> %3 </w:t>
+      </w:r>
+      <w:proofErr w:type="spellStart"/>
+      <w:r>
+        <w:t>ile</w:t>
+      </w:r>
+      <w:proofErr w:type="spellEnd"/>
+      <w:r>
+        <w:t xml:space="preserve"> %5,9 </w:t>
+      </w:r>
+      <w:proofErr w:type="spellStart"/>
+      <w:r>
+        <w:t>arasında</w:t>
+      </w:r>
+      <w:proofErr w:type="spellEnd"/>
+      <w:r>
+        <w:t xml:space="preserve"> </w:t>
+      </w:r>
+      <w:proofErr w:type="spellStart"/>
+      <w:r>
+        <w:t>artırarak</w:t>
+      </w:r>
+      <w:proofErr w:type="spellEnd"/>
+      <w:r>
+        <w:t xml:space="preserve"> </w:t>
+      </w:r>
+      <w:proofErr w:type="spellStart"/>
+      <w:r>
+        <w:t>tanısal</w:t>
+      </w:r>
+      <w:proofErr w:type="spellEnd"/>
+      <w:r>
+        <w:t xml:space="preserve"> </w:t>
+      </w:r>
+      <w:proofErr w:type="spellStart"/>
+      <w:r>
+        <w:t>güvenilirliği</w:t>
+      </w:r>
+      <w:proofErr w:type="spellEnd"/>
+      <w:r>
+        <w:t xml:space="preserve"> </w:t>
+      </w:r>
+      <w:proofErr w:type="spellStart"/>
+      <w:r>
+        <w:t>yükseltmektedir</w:t>
+      </w:r>
+      <w:proofErr w:type="spellEnd"/>
+      <w:r>
+        <w:t xml:space="preserve"> </w:t>
+      </w:r>
+      <w:sdt>
+        <w:sdtPr>
+          <w:id w:val="-332298447"/>
+          <w:citation/>
+        </w:sdtPr>
+        <w:sdtContent>
+          <w:r>
+            <w:fldChar w:fldCharType="begin"/>
+          </w:r>
+          <w:r>
+            <w:rPr>
+              <w:lang w:val="tr-TR"/>
+            </w:rPr>
+            <w:instrText xml:space="preserve"> CITATION Ref21 \l 1055 </w:instrText>
+          </w:r>
+          <w:r>
+            <w:fldChar w:fldCharType="separate"/>
+          </w:r>
+          <w:r>
+            <w:rPr>
+              <w:noProof/>
+              <w:lang w:val="tr-TR"/>
+            </w:rPr>
+            <w:t>[2]</w:t>
+          </w:r>
+          <w:r>
+            <w:fldChar w:fldCharType="end"/>
+          </w:r>
+        </w:sdtContent>
+      </w:sdt>
+      <w:r>
+        <w:t xml:space="preserve">. </w:t>
+      </w:r>
+      <w:proofErr w:type="spellStart"/>
+      <w:r>
+        <w:t>Ayrıca</w:t>
+      </w:r>
+      <w:proofErr w:type="spellEnd"/>
+      <w:r>
+        <w:t xml:space="preserve">, YOLOv5 </w:t>
+      </w:r>
+      <w:proofErr w:type="spellStart"/>
+      <w:r>
+        <w:t>gibi</w:t>
+      </w:r>
+      <w:proofErr w:type="spellEnd"/>
+      <w:r>
+        <w:t xml:space="preserve"> </w:t>
+      </w:r>
+      <w:proofErr w:type="spellStart"/>
+      <w:r>
+        <w:t>modellerin</w:t>
+      </w:r>
+      <w:proofErr w:type="spellEnd"/>
+      <w:r>
+        <w:t xml:space="preserve"> 1200 </w:t>
+      </w:r>
+      <w:proofErr w:type="spellStart"/>
+      <w:r>
+        <w:t>hastadan</w:t>
+      </w:r>
+      <w:proofErr w:type="spellEnd"/>
+      <w:r>
+        <w:t xml:space="preserve"> </w:t>
+      </w:r>
+      <w:proofErr w:type="spellStart"/>
+      <w:r>
+        <w:t>oluşan</w:t>
+      </w:r>
+      <w:proofErr w:type="spellEnd"/>
+      <w:r>
+        <w:t xml:space="preserve"> </w:t>
+      </w:r>
+      <w:proofErr w:type="spellStart"/>
+      <w:r>
+        <w:t>veri</w:t>
+      </w:r>
+      <w:proofErr w:type="spellEnd"/>
+      <w:r>
+        <w:t xml:space="preserve"> </w:t>
+      </w:r>
+      <w:proofErr w:type="spellStart"/>
+      <w:r>
+        <w:t>setlerinde</w:t>
+      </w:r>
+      <w:proofErr w:type="spellEnd"/>
+      <w:r>
+        <w:t xml:space="preserve"> 11 </w:t>
+      </w:r>
+      <w:proofErr w:type="spellStart"/>
+      <w:r>
+        <w:t>farklı</w:t>
+      </w:r>
+      <w:proofErr w:type="spellEnd"/>
+      <w:r>
+        <w:t xml:space="preserve"> abdominal </w:t>
+      </w:r>
+      <w:proofErr w:type="spellStart"/>
+      <w:r>
+        <w:t>hastalığı</w:t>
+      </w:r>
+      <w:proofErr w:type="spellEnd"/>
+      <w:r>
+        <w:t xml:space="preserve"> </w:t>
+      </w:r>
+      <w:proofErr w:type="spellStart"/>
+      <w:r>
+        <w:t>saptamadaki</w:t>
+      </w:r>
+      <w:proofErr w:type="spellEnd"/>
+      <w:r>
+        <w:t xml:space="preserve"> </w:t>
+      </w:r>
+      <w:proofErr w:type="spellStart"/>
+      <w:r>
+        <w:t>başarısı</w:t>
+      </w:r>
+      <w:proofErr w:type="spellEnd"/>
+      <w:r>
+        <w:t xml:space="preserve">, </w:t>
+      </w:r>
+      <w:proofErr w:type="spellStart"/>
+      <w:r>
+        <w:t>çok-sınıflı</w:t>
+      </w:r>
+      <w:proofErr w:type="spellEnd"/>
+      <w:r>
+        <w:t xml:space="preserve"> </w:t>
+      </w:r>
+      <w:proofErr w:type="spellStart"/>
+      <w:r>
+        <w:t>karar</w:t>
+      </w:r>
+      <w:proofErr w:type="spellEnd"/>
+      <w:r>
+        <w:t xml:space="preserve"> </w:t>
+      </w:r>
+      <w:proofErr w:type="spellStart"/>
+      <w:r>
+        <w:t>destek</w:t>
+      </w:r>
+      <w:proofErr w:type="spellEnd"/>
+      <w:r>
+        <w:t xml:space="preserve"> </w:t>
+      </w:r>
+      <w:proofErr w:type="spellStart"/>
+      <w:r>
+        <w:t>sistemlerinin</w:t>
+      </w:r>
+      <w:proofErr w:type="spellEnd"/>
+      <w:r>
+        <w:t xml:space="preserve"> </w:t>
+      </w:r>
+      <w:proofErr w:type="spellStart"/>
+      <w:r>
+        <w:t>potansiyelini</w:t>
+      </w:r>
+      <w:proofErr w:type="spellEnd"/>
+      <w:r>
+        <w:t xml:space="preserve"> </w:t>
+      </w:r>
+      <w:proofErr w:type="spellStart"/>
+      <w:r>
+        <w:t>göstermektedir</w:t>
+      </w:r>
+      <w:proofErr w:type="spellEnd"/>
+      <w:r>
+        <w:t xml:space="preserve"> </w:t>
+      </w:r>
+      <w:sdt>
+        <w:sdtPr>
+          <w:id w:val="650023278"/>
+          <w:citation/>
+        </w:sdtPr>
+        <w:sdtContent>
+          <w:r>
+            <w:fldChar w:fldCharType="begin"/>
+          </w:r>
+          <w:r>
+            <w:rPr>
+              <w:lang w:val="tr-TR"/>
+            </w:rPr>
+            <w:instrText xml:space="preserve"> CITATION Ref26 \l 1055 </w:instrText>
+          </w:r>
+          <w:r>
+            <w:fldChar w:fldCharType="separate"/>
+          </w:r>
+          <w:r>
+            <w:rPr>
+              <w:noProof/>
+              <w:lang w:val="tr-TR"/>
+            </w:rPr>
+            <w:t>[3]</w:t>
+          </w:r>
+          <w:r>
+            <w:fldChar w:fldCharType="end"/>
+          </w:r>
+        </w:sdtContent>
+      </w:sdt>
+      <w:r>
+        <w:t xml:space="preserve">. Bu </w:t>
+      </w:r>
+      <w:proofErr w:type="spellStart"/>
+      <w:r>
+        <w:t>çalışma</w:t>
+      </w:r>
+      <w:proofErr w:type="spellEnd"/>
+      <w:r>
+        <w:t xml:space="preserve">, </w:t>
+      </w:r>
+      <w:proofErr w:type="spellStart"/>
+      <w:r>
+        <w:t>söz</w:t>
+      </w:r>
+      <w:proofErr w:type="spellEnd"/>
+      <w:r>
+        <w:t xml:space="preserve"> </w:t>
+      </w:r>
+      <w:proofErr w:type="spellStart"/>
+      <w:r>
+        <w:t>konusu</w:t>
+      </w:r>
+      <w:proofErr w:type="spellEnd"/>
+      <w:r>
+        <w:t xml:space="preserve"> </w:t>
+      </w:r>
+      <w:proofErr w:type="spellStart"/>
+      <w:r>
+        <w:t>mimarilerin</w:t>
+      </w:r>
+      <w:proofErr w:type="spellEnd"/>
+      <w:r>
+        <w:t xml:space="preserve"> </w:t>
+      </w:r>
+      <w:proofErr w:type="spellStart"/>
+      <w:r>
+        <w:t>acil</w:t>
+      </w:r>
+      <w:proofErr w:type="spellEnd"/>
+      <w:r>
+        <w:t xml:space="preserve"> abdominal </w:t>
+      </w:r>
+      <w:proofErr w:type="spellStart"/>
+      <w:r>
+        <w:t>patolojilerdeki</w:t>
+      </w:r>
+      <w:proofErr w:type="spellEnd"/>
+      <w:r>
+        <w:t xml:space="preserve"> </w:t>
+      </w:r>
+      <w:proofErr w:type="spellStart"/>
+      <w:r>
+        <w:t>performansını</w:t>
+      </w:r>
+      <w:proofErr w:type="spellEnd"/>
+      <w:r>
+        <w:t xml:space="preserve"> </w:t>
+      </w:r>
+      <w:proofErr w:type="spellStart"/>
+      <w:r>
+        <w:t>standart</w:t>
+      </w:r>
+      <w:proofErr w:type="spellEnd"/>
+      <w:r>
+        <w:t xml:space="preserve"> </w:t>
+      </w:r>
+      <w:proofErr w:type="spellStart"/>
+      <w:r>
+        <w:t>bir</w:t>
+      </w:r>
+      <w:proofErr w:type="spellEnd"/>
+      <w:r>
+        <w:t xml:space="preserve"> benchmark </w:t>
+      </w:r>
+      <w:proofErr w:type="spellStart"/>
+      <w:r>
+        <w:t>protokolü</w:t>
+      </w:r>
+      <w:proofErr w:type="spellEnd"/>
+      <w:r>
+        <w:t xml:space="preserve"> </w:t>
+      </w:r>
+      <w:proofErr w:type="spellStart"/>
+      <w:r>
+        <w:t>ile</w:t>
+      </w:r>
+      <w:proofErr w:type="spellEnd"/>
+      <w:r>
+        <w:t xml:space="preserve"> </w:t>
+      </w:r>
+      <w:proofErr w:type="spellStart"/>
+      <w:r>
+        <w:t>değerlendirerek</w:t>
+      </w:r>
+      <w:proofErr w:type="spellEnd"/>
+      <w:r>
+        <w:t xml:space="preserve"> </w:t>
+      </w:r>
+      <w:proofErr w:type="spellStart"/>
+      <w:r>
+        <w:t>klinik</w:t>
+      </w:r>
+      <w:proofErr w:type="spellEnd"/>
+      <w:r>
+        <w:t xml:space="preserve"> </w:t>
+      </w:r>
+      <w:proofErr w:type="spellStart"/>
+      <w:r>
+        <w:t>triyaj</w:t>
+      </w:r>
+      <w:proofErr w:type="spellEnd"/>
+      <w:r>
+        <w:t xml:space="preserve"> </w:t>
+      </w:r>
+      <w:proofErr w:type="spellStart"/>
+      <w:r>
+        <w:t>süreçlerine</w:t>
+      </w:r>
+      <w:proofErr w:type="spellEnd"/>
+      <w:r>
+        <w:t xml:space="preserve"> </w:t>
+      </w:r>
+      <w:proofErr w:type="spellStart"/>
+      <w:r>
+        <w:t>katkı</w:t>
+      </w:r>
+      <w:proofErr w:type="spellEnd"/>
+      <w:r>
+        <w:t xml:space="preserve"> </w:t>
+      </w:r>
+      <w:proofErr w:type="spellStart"/>
+      <w:r>
+        <w:t>sağlamayı</w:t>
+      </w:r>
+      <w:proofErr w:type="spellEnd"/>
+      <w:r>
+        <w:t xml:space="preserve"> </w:t>
+      </w:r>
+      <w:proofErr w:type="spellStart"/>
+      <w:proofErr w:type="gramStart"/>
+      <w:r>
+        <w:t>amaçlamaktadır.</w:t>
+      </w:r>
       <w:r>
         <w:rPr>
           <w:b/>
         </w:rPr>
-        <w:t>Anahtar Kelimeler:</w:t>
+        <w:t>Anahtar</w:t>
+      </w:r>
+      <w:proofErr w:type="spellEnd"/>
+      <w:proofErr w:type="gramEnd"/>
+      <w:r>
+        <w:rPr>
+          <w:b/>
+        </w:rPr>
+        <w:t xml:space="preserve"> Kelimeler:</w:t>
       </w:r>
       <w:r>
         <w:t xml:space="preserve"> abdominal BT; acil radyoloji; nesne tespiti; karşılaştırma (benchmark); derin öğrenme</w:t>
@@ -109,7 +1312,7 @@
             <w:rPr>
               <w:noProof/>
             </w:rPr>
-            <w:t>(1; 2; 3; 4)</w:t>
+            <w:t>[4, 5, 6, 7]</w:t>
           </w:r>
           <w:r>
             <w:fldChar w:fldCharType="end"/>
@@ -139,7 +1342,7 @@
             <w:rPr>
               <w:noProof/>
             </w:rPr>
-            <w:t>(5; 6; 7; 8)</w:t>
+            <w:t>[8, 9, 10, 11]</w:t>
           </w:r>
           <w:r>
             <w:fldChar w:fldCharType="end"/>
@@ -169,7 +1372,7 @@
             <w:rPr>
               <w:noProof/>
             </w:rPr>
-            <w:t>(9; 10; 11)</w:t>
+            <w:t>[12, 13, 14]</w:t>
           </w:r>
           <w:r>
             <w:fldChar w:fldCharType="end"/>
@@ -199,7 +1402,7 @@
             <w:rPr>
               <w:noProof/>
             </w:rPr>
-            <w:t>(12; 13; 14)</w:t>
+            <w:t>[15, 2, 16]</w:t>
           </w:r>
           <w:r>
             <w:fldChar w:fldCharType="end"/>
@@ -224,20 +1427,17 @@
         <w:t>tek bir organ veya tek bir patolojiye</w:t>
       </w:r>
       <w:r>
-        <w:t xml:space="preserve"> odaklanmakta; mevcut açık veri kümeleri (ör. RSNA Abdominal Trauma, LiTS, KiTS) tek-patoloji tespitiyle sınırlı kalmakta ve patolojiler arası karşılaştırmayı engellemektedir. Acil serviste BT yorumlama süreci ise çoğunlukla </w:t>
+        <w:t xml:space="preserve"> odaklanmakta; mevcut açık veri kümeleri (ör. RSNA Abdominal Trauma, LiTS, KiTS) tek-</w:t>
+      </w:r>
+      <w:r>
+        <w:lastRenderedPageBreak/>
+        <w:t xml:space="preserve">patoloji tespitiyle sınırlı kalmakta ve patolojiler arası karşılaştırmayı engellemektedir. Acil serviste BT yorumlama süreci ise çoğunlukla </w:t>
       </w:r>
       <w:r>
         <w:rPr>
           <w:b/>
         </w:rPr>
-        <w:t xml:space="preserve">birden fazla olası patolojiyi aynı anda </w:t>
-      </w:r>
-      <w:r>
-        <w:rPr>
-          <w:b/>
-        </w:rPr>
-        <w:lastRenderedPageBreak/>
-        <w:t>dışlama/önceliklendirme</w:t>
+        <w:t>birden fazla olası patolojiyi aynı anda dışlama/önceliklendirme</w:t>
       </w:r>
       <w:r>
         <w:t xml:space="preserve"> problemidir </w:t>
@@ -262,7 +1462,7 @@
             <w:rPr>
               <w:noProof/>
             </w:rPr>
-            <w:t>(15)</w:t>
+            <w:t>[3]</w:t>
           </w:r>
           <w:r>
             <w:fldChar w:fldCharType="end"/>
@@ -292,7 +1492,7 @@
             <w:rPr>
               <w:noProof/>
             </w:rPr>
-            <w:t>(16; 6; 10)</w:t>
+            <w:t>[17, 9, 13]</w:t>
           </w:r>
           <w:r>
             <w:fldChar w:fldCharType="end"/>
@@ -354,7 +1554,7 @@
             <w:rPr>
               <w:noProof/>
             </w:rPr>
-            <w:t>(1)</w:t>
+            <w:t>[4]</w:t>
           </w:r>
           <w:r>
             <w:fldChar w:fldCharType="end"/>
@@ -384,7 +1584,7 @@
             <w:rPr>
               <w:noProof/>
             </w:rPr>
-            <w:t>(2)</w:t>
+            <w:t>[5]</w:t>
           </w:r>
           <w:r>
             <w:fldChar w:fldCharType="end"/>
@@ -414,7 +1614,7 @@
             <w:rPr>
               <w:noProof/>
             </w:rPr>
-            <w:t>(3; 4)</w:t>
+            <w:t>[6, 7]</w:t>
           </w:r>
           <w:r>
             <w:fldChar w:fldCharType="end"/>
@@ -444,7 +1644,7 @@
             <w:rPr>
               <w:noProof/>
             </w:rPr>
-            <w:t>(17)</w:t>
+            <w:t>[18]</w:t>
           </w:r>
           <w:r>
             <w:fldChar w:fldCharType="end"/>
@@ -474,7 +1674,7 @@
             <w:rPr>
               <w:noProof/>
             </w:rPr>
-            <w:t>(18)</w:t>
+            <w:t>[19]</w:t>
           </w:r>
           <w:r>
             <w:fldChar w:fldCharType="end"/>
@@ -504,7 +1704,7 @@
             <w:rPr>
               <w:noProof/>
             </w:rPr>
-            <w:t>(19)</w:t>
+            <w:t>[20]</w:t>
           </w:r>
           <w:r>
             <w:fldChar w:fldCharType="end"/>
@@ -534,7 +1734,7 @@
             <w:rPr>
               <w:noProof/>
             </w:rPr>
-            <w:t>(16)</w:t>
+            <w:t>[17]</w:t>
           </w:r>
           <w:r>
             <w:fldChar w:fldCharType="end"/>
@@ -578,7 +1778,7 @@
             <w:rPr>
               <w:noProof/>
             </w:rPr>
-            <w:t>(20; 21; 8)</w:t>
+            <w:t>[21, 22, 11]</w:t>
           </w:r>
           <w:r>
             <w:fldChar w:fldCharType="end"/>
@@ -608,7 +1808,7 @@
             <w:rPr>
               <w:noProof/>
             </w:rPr>
-            <w:t>(5; 6; 7)</w:t>
+            <w:t>[8, 9, 10]</w:t>
           </w:r>
           <w:r>
             <w:fldChar w:fldCharType="end"/>
@@ -638,7 +1838,7 @@
             <w:rPr>
               <w:noProof/>
             </w:rPr>
-            <w:t>(22)</w:t>
+            <w:t>[23]</w:t>
           </w:r>
           <w:r>
             <w:fldChar w:fldCharType="end"/>
@@ -668,7 +1868,7 @@
             <w:rPr>
               <w:noProof/>
             </w:rPr>
-            <w:t>(6)</w:t>
+            <w:t>[9]</w:t>
           </w:r>
           <w:r>
             <w:fldChar w:fldCharType="end"/>
@@ -712,7 +1912,7 @@
             <w:rPr>
               <w:noProof/>
             </w:rPr>
-            <w:t>(9; 11)</w:t>
+            <w:t>[12, 14]</w:t>
           </w:r>
           <w:r>
             <w:fldChar w:fldCharType="end"/>
@@ -742,7 +1942,7 @@
             <w:rPr>
               <w:noProof/>
             </w:rPr>
-            <w:t>(10)</w:t>
+            <w:t>[13]</w:t>
           </w:r>
           <w:r>
             <w:fldChar w:fldCharType="end"/>
@@ -772,7 +1972,7 @@
             <w:rPr>
               <w:noProof/>
             </w:rPr>
-            <w:t>(23)</w:t>
+            <w:t>[24]</w:t>
           </w:r>
           <w:r>
             <w:fldChar w:fldCharType="end"/>
@@ -816,7 +2016,7 @@
             <w:rPr>
               <w:noProof/>
             </w:rPr>
-            <w:t>(12)</w:t>
+            <w:t>[15]</w:t>
           </w:r>
           <w:r>
             <w:fldChar w:fldCharType="end"/>
@@ -846,7 +2046,7 @@
             <w:rPr>
               <w:noProof/>
             </w:rPr>
-            <w:t>(13)</w:t>
+            <w:t>[2]</w:t>
           </w:r>
           <w:r>
             <w:fldChar w:fldCharType="end"/>
@@ -876,7 +2076,7 @@
             <w:rPr>
               <w:noProof/>
             </w:rPr>
-            <w:t>(14)</w:t>
+            <w:t>[16]</w:t>
           </w:r>
           <w:r>
             <w:fldChar w:fldCharType="end"/>
@@ -920,7 +2120,7 @@
             <w:rPr>
               <w:noProof/>
             </w:rPr>
-            <w:t>(24)</w:t>
+            <w:t>[25]</w:t>
           </w:r>
           <w:r>
             <w:fldChar w:fldCharType="end"/>
@@ -950,7 +2150,7 @@
             <w:rPr>
               <w:noProof/>
             </w:rPr>
-            <w:t>(25)</w:t>
+            <w:t>[26]</w:t>
           </w:r>
           <w:r>
             <w:fldChar w:fldCharType="end"/>
@@ -980,7 +2180,7 @@
             <w:rPr>
               <w:noProof/>
             </w:rPr>
-            <w:t>(26)</w:t>
+            <w:t>[27]</w:t>
           </w:r>
           <w:r>
             <w:fldChar w:fldCharType="end"/>
@@ -1024,7 +2224,7 @@
             <w:rPr>
               <w:noProof/>
             </w:rPr>
-            <w:t>(15)</w:t>
+            <w:t>[3]</w:t>
           </w:r>
           <w:r>
             <w:fldChar w:fldCharType="end"/>
@@ -1041,6 +2241,7 @@
       </w:pPr>
       <w:bookmarkStart w:id="4" w:name="veri-seti"/>
       <w:r>
+        <w:lastRenderedPageBreak/>
         <w:t>3. Veri Seti</w:t>
       </w:r>
       <w:bookmarkEnd w:id="4"/>
@@ -1069,11 +2270,7 @@
         <w:t>TR_Abdomen Rad_Emergency Veri Seti (Teknofest 2022)</w:t>
       </w:r>
       <w:r>
-        <w:t xml:space="preserve"> kullanılmıştır. Söz konusu veri seti, Teknofest 2022 Sağlıkta Yapay Zekâ yarışması kapsamında, altı acil abdominal patoloji için kontrastlı/kontrastsız abdominal BT taramaları ve uzman radyolog </w:t>
-      </w:r>
-      <w:r>
-        <w:lastRenderedPageBreak/>
-        <w:t>anotasyonlarıyla derlenmiştir. [Olgu sayısı (N), dönem, BT cihaz modelleri, hasta demografisi (yaş, cinsiyet) ve etik kurul/IRB bilgileri veri seti künyesine göre doldurulmalıdır.]</w:t>
+        <w:t xml:space="preserve"> kullanılmıştır. Söz konusu veri seti, Teknofest 2022 Sağlıkta Yapay Zekâ yarışması kapsamında, altı acil abdominal patoloji için kontrastlı/kontrastsız abdominal BT taramaları ve uzman radyolog anotasyonlarıyla derlenmiştir. [Olgu sayısı (N), dönem, BT cihaz modelleri, hasta demografisi (yaş, cinsiyet) ve etik kurul/IRB bilgileri veri seti künyesine göre doldurulmalıdır.]</w:t>
       </w:r>
     </w:p>
     <w:p>
@@ -1195,6 +2392,7 @@
       </w:pPr>
       <w:bookmarkStart w:id="9" w:name="değerlendirme-protokolü"/>
       <w:r>
+        <w:lastRenderedPageBreak/>
         <w:t>4. Değerlendirme Protokolü</w:t>
       </w:r>
       <w:bookmarkEnd w:id="9"/>
@@ -1222,7 +2420,6 @@
       </w:pPr>
       <w:bookmarkStart w:id="10" w:name="temel-yöntemler"/>
       <w:r>
-        <w:lastRenderedPageBreak/>
         <w:t>5. Temel Yöntemler</w:t>
       </w:r>
       <w:bookmarkEnd w:id="10"/>
@@ -1264,7 +2461,7 @@
             <w:rPr>
               <w:noProof/>
             </w:rPr>
-            <w:t>(27)</w:t>
+            <w:t>[28]</w:t>
           </w:r>
           <w:r>
             <w:fldChar w:fldCharType="end"/>
@@ -1312,7 +2509,7 @@
             <w:rPr>
               <w:noProof/>
             </w:rPr>
-            <w:t>(28)</w:t>
+            <w:t>[29]</w:t>
           </w:r>
           <w:r>
             <w:fldChar w:fldCharType="end"/>
@@ -1360,7 +2557,7 @@
             <w:rPr>
               <w:noProof/>
             </w:rPr>
-            <w:t>(29)</w:t>
+            <w:t>[30]</w:t>
           </w:r>
           <w:r>
             <w:fldChar w:fldCharType="end"/>
@@ -1408,7 +2605,7 @@
             <w:rPr>
               <w:noProof/>
             </w:rPr>
-            <w:t>(30)</w:t>
+            <w:t>[31]</w:t>
           </w:r>
           <w:r>
             <w:fldChar w:fldCharType="end"/>
@@ -1455,6 +2652,7 @@
         <w:rPr>
           <w:noProof/>
         </w:rPr>
+        <w:lastRenderedPageBreak/>
         <w:drawing>
           <wp:inline distT="0" distB="0" distL="0" distR="0" wp14:anchorId="379B1143" wp14:editId="52F1FCB9">
             <wp:extent cx="5334000" cy="1421045"/>
@@ -1554,7 +2752,6 @@
               <w:pStyle w:val="Compact"/>
             </w:pPr>
             <w:r>
-              <w:lastRenderedPageBreak/>
               <w:t>Model</w:t>
             </w:r>
           </w:p>
@@ -2127,8 +3324,8 @@
           <w:noProof/>
         </w:rPr>
         <w:drawing>
-          <wp:inline distT="0" distB="0" distL="0" distR="0" wp14:anchorId="287926B1" wp14:editId="4ACE13D7">
-            <wp:extent cx="5334000" cy="3347575"/>
+          <wp:inline distT="0" distB="0" distL="0" distR="0" wp14:anchorId="287926B1" wp14:editId="7A99F38D">
+            <wp:extent cx="3483177" cy="1749516"/>
             <wp:effectExtent l="0" t="0" r="0" b="0"/>
             <wp:docPr id="2127851529" name="Picture" descr="Şekil 3. Dört temel model arasında genel Top-5 Ortalama F1 karşılaştırması."/>
             <wp:cNvGraphicFramePr/>
@@ -2150,7 +3347,7 @@
                   <pic:spPr bwMode="auto">
                     <a:xfrm>
                       <a:off x="0" y="0"/>
-                      <a:ext cx="5334000" cy="3347575"/>
+                      <a:ext cx="3502861" cy="1759403"/>
                     </a:xfrm>
                     <a:prstGeom prst="rect">
                       <a:avLst/>
@@ -2187,8 +3384,8 @@
         </w:rPr>
         <w:lastRenderedPageBreak/>
         <w:drawing>
-          <wp:inline distT="0" distB="0" distL="0" distR="0" wp14:anchorId="5EDBFA24" wp14:editId="38182B84">
-            <wp:extent cx="5334000" cy="3182325"/>
+          <wp:inline distT="0" distB="0" distL="0" distR="0" wp14:anchorId="5EDBFA24" wp14:editId="790DACF1">
+            <wp:extent cx="4017018" cy="2320356"/>
             <wp:effectExtent l="0" t="0" r="0" b="0"/>
             <wp:docPr id="153085029" name="Picture" descr="Şekil 4. Sınıf-başına F1 ısı haritası. Satırlar: patoloji sınıfları; sütunlar: modeller."/>
             <wp:cNvGraphicFramePr/>
@@ -2210,7 +3407,7 @@
                   <pic:spPr bwMode="auto">
                     <a:xfrm>
                       <a:off x="0" y="0"/>
-                      <a:ext cx="5334000" cy="3182325"/>
+                      <a:ext cx="4021377" cy="2322874"/>
                     </a:xfrm>
                     <a:prstGeom prst="rect">
                       <a:avLst/>
@@ -2960,7 +4157,6 @@
     </w:p>
     <w:p>
       <w:pPr>
-        <w:pStyle w:val="Kaynaka"/>
         <w:rPr>
           <w:noProof/>
         </w:rPr>
@@ -2974,1084 +4170,1914 @@
       <w:r>
         <w:fldChar w:fldCharType="separate"/>
       </w:r>
-      <w:r>
-        <w:rPr>
-          <w:noProof/>
-        </w:rPr>
-        <w:t xml:space="preserve">1. </w:t>
-      </w:r>
-      <w:r>
-        <w:rPr>
-          <w:i/>
-          <w:iCs/>
-          <w:noProof/>
-        </w:rPr>
-        <w:t xml:space="preserve">Hybrid Deep Learning for Kidney Stone Detection in CT Scans With Noise Reduction and Feature Enhancement. </w:t>
-      </w:r>
-      <w:r>
-        <w:rPr>
-          <w:b/>
-          <w:bCs/>
-          <w:noProof/>
-        </w:rPr>
-        <w:t>Dimlo U. M. Fernandes, et al.</w:t>
-      </w:r>
-      <w:r>
-        <w:rPr>
-          <w:noProof/>
-        </w:rPr>
-        <w:t xml:space="preserve"> 2026, Journal of Computer Science.</w:t>
-      </w:r>
     </w:p>
+    <w:tbl>
+      <w:tblPr>
+        <w:tblW w:w="5000" w:type="pct"/>
+        <w:tblCellSpacing w:w="15" w:type="dxa"/>
+        <w:tblCellMar>
+          <w:top w:w="15" w:type="dxa"/>
+          <w:left w:w="15" w:type="dxa"/>
+          <w:bottom w:w="15" w:type="dxa"/>
+          <w:right w:w="15" w:type="dxa"/>
+        </w:tblCellMar>
+        <w:tblLook w:val="04A0" w:firstRow="1" w:lastRow="0" w:firstColumn="1" w:lastColumn="0" w:noHBand="0" w:noVBand="1"/>
+      </w:tblPr>
+      <w:tblGrid>
+        <w:gridCol w:w="509"/>
+        <w:gridCol w:w="8987"/>
+      </w:tblGrid>
+      <w:tr>
+        <w:trPr>
+          <w:divId w:val="1284922619"/>
+          <w:tblCellSpacing w:w="15" w:type="dxa"/>
+        </w:trPr>
+        <w:tc>
+          <w:tcPr>
+            <w:tcW w:w="50" w:type="pct"/>
+            <w:hideMark/>
+          </w:tcPr>
+          <w:p>
+            <w:pPr>
+              <w:pStyle w:val="Kaynaka"/>
+              <w:rPr>
+                <w:noProof/>
+              </w:rPr>
+            </w:pPr>
+            <w:r>
+              <w:rPr>
+                <w:noProof/>
+              </w:rPr>
+              <w:t xml:space="preserve">[1] </w:t>
+            </w:r>
+          </w:p>
+        </w:tc>
+        <w:tc>
+          <w:tcPr>
+            <w:tcW w:w="0" w:type="auto"/>
+            <w:hideMark/>
+          </w:tcPr>
+          <w:p>
+            <w:pPr>
+              <w:pStyle w:val="Kaynaka"/>
+              <w:rPr>
+                <w:noProof/>
+              </w:rPr>
+            </w:pPr>
+            <w:r>
+              <w:rPr>
+                <w:noProof/>
+              </w:rPr>
+              <w:t xml:space="preserve">A. A. Hafiz, D. Vericho, V. J. Carter, D. C. Thio, M. Isnan and B. Pardamean, "Vision Transformer and CNNs in Kidney Stone Classification: A Comparative Study," </w:t>
+            </w:r>
+            <w:r>
+              <w:rPr>
+                <w:i/>
+                <w:iCs/>
+                <w:noProof/>
+              </w:rPr>
+              <w:t xml:space="preserve">Procedia Computer Science, 269, 1466-1473, </w:t>
+            </w:r>
+            <w:r>
+              <w:rPr>
+                <w:noProof/>
+              </w:rPr>
+              <w:t xml:space="preserve">2025. </w:t>
+            </w:r>
+          </w:p>
+        </w:tc>
+      </w:tr>
+      <w:tr>
+        <w:trPr>
+          <w:divId w:val="1284922619"/>
+          <w:tblCellSpacing w:w="15" w:type="dxa"/>
+        </w:trPr>
+        <w:tc>
+          <w:tcPr>
+            <w:tcW w:w="50" w:type="pct"/>
+            <w:hideMark/>
+          </w:tcPr>
+          <w:p>
+            <w:pPr>
+              <w:pStyle w:val="Kaynaka"/>
+              <w:rPr>
+                <w:noProof/>
+              </w:rPr>
+            </w:pPr>
+            <w:r>
+              <w:rPr>
+                <w:noProof/>
+              </w:rPr>
+              <w:t xml:space="preserve">[2] </w:t>
+            </w:r>
+          </w:p>
+        </w:tc>
+        <w:tc>
+          <w:tcPr>
+            <w:tcW w:w="0" w:type="auto"/>
+            <w:hideMark/>
+          </w:tcPr>
+          <w:p>
+            <w:pPr>
+              <w:pStyle w:val="Kaynaka"/>
+              <w:rPr>
+                <w:noProof/>
+              </w:rPr>
+            </w:pPr>
+            <w:r>
+              <w:rPr>
+                <w:noProof/>
+              </w:rPr>
+              <w:t xml:space="preserve">Huang Chia-Wen, Hwai Haw, Lee Chien‐Chang and Wu Pei-Yuan, "A Hierarchical Slice Attention Network for Appendicitis Classification in 3D CT Scans," </w:t>
+            </w:r>
+            <w:r>
+              <w:rPr>
+                <w:i/>
+                <w:iCs/>
+                <w:noProof/>
+              </w:rPr>
+              <w:t xml:space="preserve">arXiv (Cornell </w:t>
+            </w:r>
+            <w:r>
+              <w:rPr>
+                <w:i/>
+                <w:iCs/>
+                <w:noProof/>
+              </w:rPr>
+              <w:lastRenderedPageBreak/>
+              <w:t xml:space="preserve">University), </w:t>
+            </w:r>
+            <w:r>
+              <w:rPr>
+                <w:noProof/>
+              </w:rPr>
+              <w:t xml:space="preserve">2025. </w:t>
+            </w:r>
+          </w:p>
+        </w:tc>
+      </w:tr>
+      <w:tr>
+        <w:trPr>
+          <w:divId w:val="1284922619"/>
+          <w:tblCellSpacing w:w="15" w:type="dxa"/>
+        </w:trPr>
+        <w:tc>
+          <w:tcPr>
+            <w:tcW w:w="50" w:type="pct"/>
+            <w:hideMark/>
+          </w:tcPr>
+          <w:p>
+            <w:pPr>
+              <w:pStyle w:val="Kaynaka"/>
+              <w:rPr>
+                <w:noProof/>
+              </w:rPr>
+            </w:pPr>
+            <w:r>
+              <w:rPr>
+                <w:noProof/>
+              </w:rPr>
+              <w:lastRenderedPageBreak/>
+              <w:t xml:space="preserve">[3] </w:t>
+            </w:r>
+          </w:p>
+        </w:tc>
+        <w:tc>
+          <w:tcPr>
+            <w:tcW w:w="0" w:type="auto"/>
+            <w:hideMark/>
+          </w:tcPr>
+          <w:p>
+            <w:pPr>
+              <w:pStyle w:val="Kaynaka"/>
+              <w:rPr>
+                <w:noProof/>
+              </w:rPr>
+            </w:pPr>
+            <w:r>
+              <w:rPr>
+                <w:noProof/>
+              </w:rPr>
+              <w:t xml:space="preserve">Koçer Sabri, Mohamed Omar and Dündar Özgür, "Disease Detection in Abdominal CT Images Using the YOLOv5 Algorithm: A Deep Learning Approach," </w:t>
+            </w:r>
+            <w:r>
+              <w:rPr>
+                <w:i/>
+                <w:iCs/>
+                <w:noProof/>
+              </w:rPr>
+              <w:t xml:space="preserve">Konferans bildirisi (IEEE), </w:t>
+            </w:r>
+            <w:r>
+              <w:rPr>
+                <w:noProof/>
+              </w:rPr>
+              <w:t xml:space="preserve">2024. </w:t>
+            </w:r>
+          </w:p>
+        </w:tc>
+      </w:tr>
+      <w:tr>
+        <w:trPr>
+          <w:divId w:val="1284922619"/>
+          <w:tblCellSpacing w:w="15" w:type="dxa"/>
+        </w:trPr>
+        <w:tc>
+          <w:tcPr>
+            <w:tcW w:w="50" w:type="pct"/>
+            <w:hideMark/>
+          </w:tcPr>
+          <w:p>
+            <w:pPr>
+              <w:pStyle w:val="Kaynaka"/>
+              <w:rPr>
+                <w:noProof/>
+              </w:rPr>
+            </w:pPr>
+            <w:r>
+              <w:rPr>
+                <w:noProof/>
+              </w:rPr>
+              <w:t xml:space="preserve">[4] </w:t>
+            </w:r>
+          </w:p>
+        </w:tc>
+        <w:tc>
+          <w:tcPr>
+            <w:tcW w:w="0" w:type="auto"/>
+            <w:hideMark/>
+          </w:tcPr>
+          <w:p>
+            <w:pPr>
+              <w:pStyle w:val="Kaynaka"/>
+              <w:rPr>
+                <w:noProof/>
+              </w:rPr>
+            </w:pPr>
+            <w:r>
+              <w:rPr>
+                <w:noProof/>
+              </w:rPr>
+              <w:t xml:space="preserve">Dimlo U. M. Fernandes, Banoth Sreenu, Bihade Priti, Mjery Yahia, Kumar K. Karthik Selva, R Umanesan, Kumar A. D. V. S. L. P. Anand and Bhoopathy V., "Hybrid Deep Learning for Kidney Stone Detection in CT Scans With Noise Reduction and Feature Enhancement," </w:t>
+            </w:r>
+            <w:r>
+              <w:rPr>
+                <w:i/>
+                <w:iCs/>
+                <w:noProof/>
+              </w:rPr>
+              <w:t xml:space="preserve">Journal of Computer Science, </w:t>
+            </w:r>
+            <w:r>
+              <w:rPr>
+                <w:noProof/>
+              </w:rPr>
+              <w:t xml:space="preserve">2026. </w:t>
+            </w:r>
+          </w:p>
+        </w:tc>
+      </w:tr>
+      <w:tr>
+        <w:trPr>
+          <w:divId w:val="1284922619"/>
+          <w:tblCellSpacing w:w="15" w:type="dxa"/>
+        </w:trPr>
+        <w:tc>
+          <w:tcPr>
+            <w:tcW w:w="50" w:type="pct"/>
+            <w:hideMark/>
+          </w:tcPr>
+          <w:p>
+            <w:pPr>
+              <w:pStyle w:val="Kaynaka"/>
+              <w:rPr>
+                <w:noProof/>
+              </w:rPr>
+            </w:pPr>
+            <w:r>
+              <w:rPr>
+                <w:noProof/>
+              </w:rPr>
+              <w:t xml:space="preserve">[5] </w:t>
+            </w:r>
+          </w:p>
+        </w:tc>
+        <w:tc>
+          <w:tcPr>
+            <w:tcW w:w="0" w:type="auto"/>
+            <w:hideMark/>
+          </w:tcPr>
+          <w:p>
+            <w:pPr>
+              <w:pStyle w:val="Kaynaka"/>
+              <w:rPr>
+                <w:noProof/>
+              </w:rPr>
+            </w:pPr>
+            <w:r>
+              <w:rPr>
+                <w:noProof/>
+              </w:rPr>
+              <w:t xml:space="preserve">Kumari Nilu, Patidar Tapan, Singh Samridhi and Kumar Rajeev, "Parallel Feature Fusion Network for Kidney Stone Detection in CT Images," </w:t>
+            </w:r>
+            <w:r>
+              <w:rPr>
+                <w:i/>
+                <w:iCs/>
+                <w:noProof/>
+              </w:rPr>
+              <w:t xml:space="preserve">Konferans bildirisi (IEEE), </w:t>
+            </w:r>
+            <w:r>
+              <w:rPr>
+                <w:noProof/>
+              </w:rPr>
+              <w:t xml:space="preserve">2026. </w:t>
+            </w:r>
+          </w:p>
+        </w:tc>
+      </w:tr>
+      <w:tr>
+        <w:trPr>
+          <w:divId w:val="1284922619"/>
+          <w:tblCellSpacing w:w="15" w:type="dxa"/>
+        </w:trPr>
+        <w:tc>
+          <w:tcPr>
+            <w:tcW w:w="50" w:type="pct"/>
+            <w:hideMark/>
+          </w:tcPr>
+          <w:p>
+            <w:pPr>
+              <w:pStyle w:val="Kaynaka"/>
+              <w:rPr>
+                <w:noProof/>
+              </w:rPr>
+            </w:pPr>
+            <w:r>
+              <w:rPr>
+                <w:noProof/>
+              </w:rPr>
+              <w:t xml:space="preserve">[6] </w:t>
+            </w:r>
+          </w:p>
+        </w:tc>
+        <w:tc>
+          <w:tcPr>
+            <w:tcW w:w="0" w:type="auto"/>
+            <w:hideMark/>
+          </w:tcPr>
+          <w:p>
+            <w:pPr>
+              <w:pStyle w:val="Kaynaka"/>
+              <w:rPr>
+                <w:noProof/>
+              </w:rPr>
+            </w:pPr>
+            <w:r>
+              <w:rPr>
+                <w:noProof/>
+              </w:rPr>
+              <w:t xml:space="preserve">Abdimurotovich K. A. and Cho Y.-I., "Optimized YOLOv5 Architecture for Superior Kidney Stone Detection in CT Scans," </w:t>
+            </w:r>
+            <w:r>
+              <w:rPr>
+                <w:i/>
+                <w:iCs/>
+                <w:noProof/>
+              </w:rPr>
+              <w:t xml:space="preserve">Electronics (MDPI), </w:t>
+            </w:r>
+            <w:r>
+              <w:rPr>
+                <w:noProof/>
+              </w:rPr>
+              <w:t xml:space="preserve">2024. </w:t>
+            </w:r>
+          </w:p>
+        </w:tc>
+      </w:tr>
+      <w:tr>
+        <w:trPr>
+          <w:divId w:val="1284922619"/>
+          <w:tblCellSpacing w:w="15" w:type="dxa"/>
+        </w:trPr>
+        <w:tc>
+          <w:tcPr>
+            <w:tcW w:w="50" w:type="pct"/>
+            <w:hideMark/>
+          </w:tcPr>
+          <w:p>
+            <w:pPr>
+              <w:pStyle w:val="Kaynaka"/>
+              <w:rPr>
+                <w:noProof/>
+              </w:rPr>
+            </w:pPr>
+            <w:r>
+              <w:rPr>
+                <w:noProof/>
+              </w:rPr>
+              <w:t xml:space="preserve">[7] </w:t>
+            </w:r>
+          </w:p>
+        </w:tc>
+        <w:tc>
+          <w:tcPr>
+            <w:tcW w:w="0" w:type="auto"/>
+            <w:hideMark/>
+          </w:tcPr>
+          <w:p>
+            <w:pPr>
+              <w:pStyle w:val="Kaynaka"/>
+              <w:rPr>
+                <w:noProof/>
+              </w:rPr>
+            </w:pPr>
+            <w:r>
+              <w:rPr>
+                <w:noProof/>
+              </w:rPr>
+              <w:t xml:space="preserve">Twinprai P., "The application of a deep learning method for kidney stone detection by CT scans: A YOLOv8 approach," </w:t>
+            </w:r>
+            <w:r>
+              <w:rPr>
+                <w:i/>
+                <w:iCs/>
+                <w:noProof/>
+              </w:rPr>
+              <w:t xml:space="preserve">International Computer Science and Engineering Conference, 2024, </w:t>
+            </w:r>
+            <w:r>
+              <w:rPr>
+                <w:noProof/>
+              </w:rPr>
+              <w:t xml:space="preserve">2024. </w:t>
+            </w:r>
+          </w:p>
+        </w:tc>
+      </w:tr>
+      <w:tr>
+        <w:trPr>
+          <w:divId w:val="1284922619"/>
+          <w:tblCellSpacing w:w="15" w:type="dxa"/>
+        </w:trPr>
+        <w:tc>
+          <w:tcPr>
+            <w:tcW w:w="50" w:type="pct"/>
+            <w:hideMark/>
+          </w:tcPr>
+          <w:p>
+            <w:pPr>
+              <w:pStyle w:val="Kaynaka"/>
+              <w:rPr>
+                <w:noProof/>
+              </w:rPr>
+            </w:pPr>
+            <w:r>
+              <w:rPr>
+                <w:noProof/>
+              </w:rPr>
+              <w:t xml:space="preserve">[8] </w:t>
+            </w:r>
+          </w:p>
+        </w:tc>
+        <w:tc>
+          <w:tcPr>
+            <w:tcW w:w="0" w:type="auto"/>
+            <w:hideMark/>
+          </w:tcPr>
+          <w:p>
+            <w:pPr>
+              <w:pStyle w:val="Kaynaka"/>
+              <w:rPr>
+                <w:noProof/>
+              </w:rPr>
+            </w:pPr>
+            <w:r>
+              <w:rPr>
+                <w:noProof/>
+              </w:rPr>
+              <w:t xml:space="preserve">Tang Zheyu, Huang Yuanquan, Hu Shibing, Shen Tao, Meng Mingzhu, Xue Tongqing and Jia Zhongzhi, "Deep Learning Application of YOLOv8 for Aortic Dissection Screening Using Non-contrast Computed Tomography," </w:t>
+            </w:r>
+            <w:r>
+              <w:rPr>
+                <w:i/>
+                <w:iCs/>
+                <w:noProof/>
+              </w:rPr>
+              <w:t xml:space="preserve">European Journal of Vascular and Endovascular Surgery, </w:t>
+            </w:r>
+            <w:r>
+              <w:rPr>
+                <w:noProof/>
+              </w:rPr>
+              <w:t xml:space="preserve">2025. </w:t>
+            </w:r>
+          </w:p>
+        </w:tc>
+      </w:tr>
+      <w:tr>
+        <w:trPr>
+          <w:divId w:val="1284922619"/>
+          <w:tblCellSpacing w:w="15" w:type="dxa"/>
+        </w:trPr>
+        <w:tc>
+          <w:tcPr>
+            <w:tcW w:w="50" w:type="pct"/>
+            <w:hideMark/>
+          </w:tcPr>
+          <w:p>
+            <w:pPr>
+              <w:pStyle w:val="Kaynaka"/>
+              <w:rPr>
+                <w:noProof/>
+              </w:rPr>
+            </w:pPr>
+            <w:r>
+              <w:rPr>
+                <w:noProof/>
+              </w:rPr>
+              <w:t xml:space="preserve">[9] </w:t>
+            </w:r>
+          </w:p>
+        </w:tc>
+        <w:tc>
+          <w:tcPr>
+            <w:tcW w:w="0" w:type="auto"/>
+            <w:hideMark/>
+          </w:tcPr>
+          <w:p>
+            <w:pPr>
+              <w:pStyle w:val="Kaynaka"/>
+              <w:rPr>
+                <w:noProof/>
+              </w:rPr>
+            </w:pPr>
+            <w:r>
+              <w:rPr>
+                <w:noProof/>
+              </w:rPr>
+              <w:t xml:space="preserve">Hu Yujian, Xiang Yilang, Zhou Yan-Jie, He Yangyan, Lang Dehai, Yang Shifeng, Du Xiaolong, Den Chunlan, Xu Youyao, Wang Gaofeng, Ding Zhengyao and Huang Jingyong, "AI-based diagnosis of acute aortic syndrome from noncontrast CT," </w:t>
+            </w:r>
+            <w:r>
+              <w:rPr>
+                <w:i/>
+                <w:iCs/>
+                <w:noProof/>
+              </w:rPr>
+              <w:t xml:space="preserve">Nature Medicine, </w:t>
+            </w:r>
+            <w:r>
+              <w:rPr>
+                <w:noProof/>
+              </w:rPr>
+              <w:t xml:space="preserve">2025. </w:t>
+            </w:r>
+          </w:p>
+        </w:tc>
+      </w:tr>
+      <w:tr>
+        <w:trPr>
+          <w:divId w:val="1284922619"/>
+          <w:tblCellSpacing w:w="15" w:type="dxa"/>
+        </w:trPr>
+        <w:tc>
+          <w:tcPr>
+            <w:tcW w:w="50" w:type="pct"/>
+            <w:hideMark/>
+          </w:tcPr>
+          <w:p>
+            <w:pPr>
+              <w:pStyle w:val="Kaynaka"/>
+              <w:rPr>
+                <w:noProof/>
+              </w:rPr>
+            </w:pPr>
+            <w:r>
+              <w:rPr>
+                <w:noProof/>
+              </w:rPr>
+              <w:t xml:space="preserve">[10] </w:t>
+            </w:r>
+          </w:p>
+        </w:tc>
+        <w:tc>
+          <w:tcPr>
+            <w:tcW w:w="0" w:type="auto"/>
+            <w:hideMark/>
+          </w:tcPr>
+          <w:p>
+            <w:pPr>
+              <w:pStyle w:val="Kaynaka"/>
+              <w:rPr>
+                <w:noProof/>
+              </w:rPr>
+            </w:pPr>
+            <w:r>
+              <w:rPr>
+                <w:noProof/>
+              </w:rPr>
+              <w:t xml:space="preserve">Cheng Z., Zhao L., Yan J., Zhang H., Lin S., Yin L., Peng C., Ma X., Xie G. and Sun L., "A deep learning algorithm for the detection of aortic dissection on non-contrast-enhanced computed tomography via the identification and segmentation of the true and false lumens of the aorta," </w:t>
+            </w:r>
+            <w:r>
+              <w:rPr>
+                <w:i/>
+                <w:iCs/>
+                <w:noProof/>
+              </w:rPr>
+              <w:t xml:space="preserve">Quantitative Imaging in Medicine and Surgery, 14(10), 7365-7378, </w:t>
+            </w:r>
+            <w:r>
+              <w:rPr>
+                <w:noProof/>
+              </w:rPr>
+              <w:t xml:space="preserve">2024. </w:t>
+            </w:r>
+          </w:p>
+        </w:tc>
+      </w:tr>
+      <w:tr>
+        <w:trPr>
+          <w:divId w:val="1284922619"/>
+          <w:tblCellSpacing w:w="15" w:type="dxa"/>
+        </w:trPr>
+        <w:tc>
+          <w:tcPr>
+            <w:tcW w:w="50" w:type="pct"/>
+            <w:hideMark/>
+          </w:tcPr>
+          <w:p>
+            <w:pPr>
+              <w:pStyle w:val="Kaynaka"/>
+              <w:rPr>
+                <w:noProof/>
+              </w:rPr>
+            </w:pPr>
+            <w:r>
+              <w:rPr>
+                <w:noProof/>
+              </w:rPr>
+              <w:t xml:space="preserve">[11] </w:t>
+            </w:r>
+          </w:p>
+        </w:tc>
+        <w:tc>
+          <w:tcPr>
+            <w:tcW w:w="0" w:type="auto"/>
+            <w:hideMark/>
+          </w:tcPr>
+          <w:p>
+            <w:pPr>
+              <w:pStyle w:val="Kaynaka"/>
+              <w:rPr>
+                <w:noProof/>
+              </w:rPr>
+            </w:pPr>
+            <w:r>
+              <w:rPr>
+                <w:noProof/>
+              </w:rPr>
+              <w:t xml:space="preserve">Xiong X., Ding Y., Sun C., Zhang Z., Guan X., Zhang T., Chen H., Liu H., Cheng Z., Zhao L., Ma X. and Xie G., "A Cascaded Multi-Task Generative Framework for Detecting Aortic Dissection on 3-D Non-Contrast-Enhanced Computed Tomography," </w:t>
+            </w:r>
+            <w:r>
+              <w:rPr>
+                <w:i/>
+                <w:iCs/>
+                <w:noProof/>
+              </w:rPr>
+              <w:t xml:space="preserve">IEEE Journal of Biomedical and Health Informatics, 26(10), 5177-5188, </w:t>
+            </w:r>
+            <w:r>
+              <w:rPr>
+                <w:noProof/>
+              </w:rPr>
+              <w:t xml:space="preserve">2022. </w:t>
+            </w:r>
+          </w:p>
+        </w:tc>
+      </w:tr>
+      <w:tr>
+        <w:trPr>
+          <w:divId w:val="1284922619"/>
+          <w:tblCellSpacing w:w="15" w:type="dxa"/>
+        </w:trPr>
+        <w:tc>
+          <w:tcPr>
+            <w:tcW w:w="50" w:type="pct"/>
+            <w:hideMark/>
+          </w:tcPr>
+          <w:p>
+            <w:pPr>
+              <w:pStyle w:val="Kaynaka"/>
+              <w:rPr>
+                <w:noProof/>
+              </w:rPr>
+            </w:pPr>
+            <w:r>
+              <w:rPr>
+                <w:noProof/>
+              </w:rPr>
+              <w:t xml:space="preserve">[12] </w:t>
+            </w:r>
+          </w:p>
+        </w:tc>
+        <w:tc>
+          <w:tcPr>
+            <w:tcW w:w="0" w:type="auto"/>
+            <w:hideMark/>
+          </w:tcPr>
+          <w:p>
+            <w:pPr>
+              <w:pStyle w:val="Kaynaka"/>
+              <w:rPr>
+                <w:noProof/>
+              </w:rPr>
+            </w:pPr>
+            <w:r>
+              <w:rPr>
+                <w:noProof/>
+              </w:rPr>
+              <w:t xml:space="preserve">Yin Minyue, Lin Jiaxi, Wang Yu, Liu Yuanjun, Zhang Rufa, Duan Wenbin, Zhou Zhirun, Zhu Shiqi, Gao Jingwen, Liu Lu, Liu Xiaolin and Gu Chenqi, "Development and validation of a multimodal model in predicting severe acute pancreatitis based on radiomics and </w:t>
+            </w:r>
+            <w:r>
+              <w:rPr>
+                <w:noProof/>
+              </w:rPr>
+              <w:lastRenderedPageBreak/>
+              <w:t xml:space="preserve">deep learning," </w:t>
+            </w:r>
+            <w:r>
+              <w:rPr>
+                <w:i/>
+                <w:iCs/>
+                <w:noProof/>
+              </w:rPr>
+              <w:t xml:space="preserve">International Journal of Medical Informatics, </w:t>
+            </w:r>
+            <w:r>
+              <w:rPr>
+                <w:noProof/>
+              </w:rPr>
+              <w:t xml:space="preserve">2024. </w:t>
+            </w:r>
+          </w:p>
+        </w:tc>
+      </w:tr>
+      <w:tr>
+        <w:trPr>
+          <w:divId w:val="1284922619"/>
+          <w:tblCellSpacing w:w="15" w:type="dxa"/>
+        </w:trPr>
+        <w:tc>
+          <w:tcPr>
+            <w:tcW w:w="50" w:type="pct"/>
+            <w:hideMark/>
+          </w:tcPr>
+          <w:p>
+            <w:pPr>
+              <w:pStyle w:val="Kaynaka"/>
+              <w:rPr>
+                <w:noProof/>
+              </w:rPr>
+            </w:pPr>
+            <w:r>
+              <w:rPr>
+                <w:noProof/>
+              </w:rPr>
+              <w:lastRenderedPageBreak/>
+              <w:t xml:space="preserve">[13] </w:t>
+            </w:r>
+          </w:p>
+        </w:tc>
+        <w:tc>
+          <w:tcPr>
+            <w:tcW w:w="0" w:type="auto"/>
+            <w:hideMark/>
+          </w:tcPr>
+          <w:p>
+            <w:pPr>
+              <w:pStyle w:val="Kaynaka"/>
+              <w:rPr>
+                <w:noProof/>
+              </w:rPr>
+            </w:pPr>
+            <w:r>
+              <w:rPr>
+                <w:noProof/>
+              </w:rPr>
+              <w:t xml:space="preserve">Xu Yanqi, Teutsch Brigitta, Zeng Weicheng, Hu Yang, Rastogi Shikhar, Hu Emmy Yuebi, DeGregorio Isabella Mary, Chui Wan Fung, Richter Benjamin I, Cummings Ryan, Goldberg Julia E. and Mathieu Edwin, "Deep learning-based prediction of acute pancreatitis severity from abdominal CT with multicenter external validation," </w:t>
+            </w:r>
+            <w:r>
+              <w:rPr>
+                <w:i/>
+                <w:iCs/>
+                <w:noProof/>
+              </w:rPr>
+              <w:t xml:space="preserve">Radiology Advances, </w:t>
+            </w:r>
+            <w:r>
+              <w:rPr>
+                <w:noProof/>
+              </w:rPr>
+              <w:t xml:space="preserve">2026. </w:t>
+            </w:r>
+          </w:p>
+        </w:tc>
+      </w:tr>
+      <w:tr>
+        <w:trPr>
+          <w:divId w:val="1284922619"/>
+          <w:tblCellSpacing w:w="15" w:type="dxa"/>
+        </w:trPr>
+        <w:tc>
+          <w:tcPr>
+            <w:tcW w:w="50" w:type="pct"/>
+            <w:hideMark/>
+          </w:tcPr>
+          <w:p>
+            <w:pPr>
+              <w:pStyle w:val="Kaynaka"/>
+              <w:rPr>
+                <w:noProof/>
+              </w:rPr>
+            </w:pPr>
+            <w:r>
+              <w:rPr>
+                <w:noProof/>
+              </w:rPr>
+              <w:t xml:space="preserve">[14] </w:t>
+            </w:r>
+          </w:p>
+        </w:tc>
+        <w:tc>
+          <w:tcPr>
+            <w:tcW w:w="0" w:type="auto"/>
+            <w:hideMark/>
+          </w:tcPr>
+          <w:p>
+            <w:pPr>
+              <w:pStyle w:val="Kaynaka"/>
+              <w:rPr>
+                <w:noProof/>
+              </w:rPr>
+            </w:pPr>
+            <w:r>
+              <w:rPr>
+                <w:noProof/>
+              </w:rPr>
+              <w:t xml:space="preserve">Xue M., Lin S., Xie D., Wang H., Gao Q., Zou L., Xiao X. and Jia Y., "The value of CT-based radiomics in predicting the prognosis of acute pancreatitis," </w:t>
+            </w:r>
+            <w:r>
+              <w:rPr>
+                <w:i/>
+                <w:iCs/>
+                <w:noProof/>
+              </w:rPr>
+              <w:t xml:space="preserve">Frontiers in Medicine, 10, </w:t>
+            </w:r>
+            <w:r>
+              <w:rPr>
+                <w:noProof/>
+              </w:rPr>
+              <w:t xml:space="preserve">2023. </w:t>
+            </w:r>
+          </w:p>
+        </w:tc>
+      </w:tr>
+      <w:tr>
+        <w:trPr>
+          <w:divId w:val="1284922619"/>
+          <w:tblCellSpacing w:w="15" w:type="dxa"/>
+        </w:trPr>
+        <w:tc>
+          <w:tcPr>
+            <w:tcW w:w="50" w:type="pct"/>
+            <w:hideMark/>
+          </w:tcPr>
+          <w:p>
+            <w:pPr>
+              <w:pStyle w:val="Kaynaka"/>
+              <w:rPr>
+                <w:noProof/>
+              </w:rPr>
+            </w:pPr>
+            <w:r>
+              <w:rPr>
+                <w:noProof/>
+              </w:rPr>
+              <w:t xml:space="preserve">[15] </w:t>
+            </w:r>
+          </w:p>
+        </w:tc>
+        <w:tc>
+          <w:tcPr>
+            <w:tcW w:w="0" w:type="auto"/>
+            <w:hideMark/>
+          </w:tcPr>
+          <w:p>
+            <w:pPr>
+              <w:pStyle w:val="Kaynaka"/>
+              <w:rPr>
+                <w:noProof/>
+              </w:rPr>
+            </w:pPr>
+            <w:r>
+              <w:rPr>
+                <w:noProof/>
+              </w:rPr>
+              <w:t xml:space="preserve">Kim Minsung, Park Taeyong, Kang Jaewoong, Kim Min-Jeong, Kwon Mi Jung, Oh Bo Young, Kim Jong Wan, Ha Sangook, Yang Won Seok, Cho Bum‐Joo and Son Iltae, "Development and validation of automated three-dimensional convolutional neural network model for acute appendicitis diagnosis," </w:t>
+            </w:r>
+            <w:r>
+              <w:rPr>
+                <w:i/>
+                <w:iCs/>
+                <w:noProof/>
+              </w:rPr>
+              <w:t xml:space="preserve">Scientific Reports, </w:t>
+            </w:r>
+            <w:r>
+              <w:rPr>
+                <w:noProof/>
+              </w:rPr>
+              <w:t xml:space="preserve">2025. </w:t>
+            </w:r>
+          </w:p>
+        </w:tc>
+      </w:tr>
+      <w:tr>
+        <w:trPr>
+          <w:divId w:val="1284922619"/>
+          <w:tblCellSpacing w:w="15" w:type="dxa"/>
+        </w:trPr>
+        <w:tc>
+          <w:tcPr>
+            <w:tcW w:w="50" w:type="pct"/>
+            <w:hideMark/>
+          </w:tcPr>
+          <w:p>
+            <w:pPr>
+              <w:pStyle w:val="Kaynaka"/>
+              <w:rPr>
+                <w:noProof/>
+              </w:rPr>
+            </w:pPr>
+            <w:r>
+              <w:rPr>
+                <w:noProof/>
+              </w:rPr>
+              <w:t xml:space="preserve">[16] </w:t>
+            </w:r>
+          </w:p>
+        </w:tc>
+        <w:tc>
+          <w:tcPr>
+            <w:tcW w:w="0" w:type="auto"/>
+            <w:hideMark/>
+          </w:tcPr>
+          <w:p>
+            <w:pPr>
+              <w:pStyle w:val="Kaynaka"/>
+              <w:rPr>
+                <w:noProof/>
+              </w:rPr>
+            </w:pPr>
+            <w:r>
+              <w:rPr>
+                <w:noProof/>
+              </w:rPr>
+              <w:t xml:space="preserve">Liang D., Fan Y., Zeng Y., Zhou H., Zhou H., Li G., Liang Y., Zhong Z., Chen D., Chen A., Huang B. and Wei X., "Development and validation of a deep learning and radiomics combined model for differentiating complicated from uncomplicated acute appendicitis," </w:t>
+            </w:r>
+            <w:r>
+              <w:rPr>
+                <w:i/>
+                <w:iCs/>
+                <w:noProof/>
+              </w:rPr>
+              <w:t xml:space="preserve">Research Square (ön baskı), </w:t>
+            </w:r>
+            <w:r>
+              <w:rPr>
+                <w:noProof/>
+              </w:rPr>
+              <w:t xml:space="preserve">2022. </w:t>
+            </w:r>
+          </w:p>
+        </w:tc>
+      </w:tr>
+      <w:tr>
+        <w:trPr>
+          <w:divId w:val="1284922619"/>
+          <w:tblCellSpacing w:w="15" w:type="dxa"/>
+        </w:trPr>
+        <w:tc>
+          <w:tcPr>
+            <w:tcW w:w="50" w:type="pct"/>
+            <w:hideMark/>
+          </w:tcPr>
+          <w:p>
+            <w:pPr>
+              <w:pStyle w:val="Kaynaka"/>
+              <w:rPr>
+                <w:noProof/>
+              </w:rPr>
+            </w:pPr>
+            <w:r>
+              <w:rPr>
+                <w:noProof/>
+              </w:rPr>
+              <w:t xml:space="preserve">[17] </w:t>
+            </w:r>
+          </w:p>
+        </w:tc>
+        <w:tc>
+          <w:tcPr>
+            <w:tcW w:w="0" w:type="auto"/>
+            <w:hideMark/>
+          </w:tcPr>
+          <w:p>
+            <w:pPr>
+              <w:pStyle w:val="Kaynaka"/>
+              <w:rPr>
+                <w:noProof/>
+              </w:rPr>
+            </w:pPr>
+            <w:r>
+              <w:rPr>
+                <w:noProof/>
+              </w:rPr>
+              <w:t xml:space="preserve">Lin Y., Li Z., Li Z., Li G., Liu X., Cai W., Xie Z., Chen J., Zhang Y., Pen X., Zhang Y. and Chen C., "Development and multi-institutional validation of the Swin transformer model for prediction of spontaneous passage of ureteral calculi: A retrospective multicentric study," </w:t>
+            </w:r>
+            <w:r>
+              <w:rPr>
+                <w:i/>
+                <w:iCs/>
+                <w:noProof/>
+              </w:rPr>
+              <w:t xml:space="preserve">Urolithiasis, 53(1), </w:t>
+            </w:r>
+            <w:r>
+              <w:rPr>
+                <w:noProof/>
+              </w:rPr>
+              <w:t xml:space="preserve">2025. </w:t>
+            </w:r>
+          </w:p>
+        </w:tc>
+      </w:tr>
+      <w:tr>
+        <w:trPr>
+          <w:divId w:val="1284922619"/>
+          <w:tblCellSpacing w:w="15" w:type="dxa"/>
+        </w:trPr>
+        <w:tc>
+          <w:tcPr>
+            <w:tcW w:w="50" w:type="pct"/>
+            <w:hideMark/>
+          </w:tcPr>
+          <w:p>
+            <w:pPr>
+              <w:pStyle w:val="Kaynaka"/>
+              <w:rPr>
+                <w:noProof/>
+              </w:rPr>
+            </w:pPr>
+            <w:r>
+              <w:rPr>
+                <w:noProof/>
+              </w:rPr>
+              <w:t xml:space="preserve">[18] </w:t>
+            </w:r>
+          </w:p>
+        </w:tc>
+        <w:tc>
+          <w:tcPr>
+            <w:tcW w:w="0" w:type="auto"/>
+            <w:hideMark/>
+          </w:tcPr>
+          <w:p>
+            <w:pPr>
+              <w:pStyle w:val="Kaynaka"/>
+              <w:rPr>
+                <w:noProof/>
+              </w:rPr>
+            </w:pPr>
+            <w:r>
+              <w:rPr>
+                <w:noProof/>
+              </w:rPr>
+              <w:t xml:space="preserve">Manudhas S. M. and Manoranjitham R., "Automatic Kidney Stone Detection using XResNet 152 Model for CT Images," </w:t>
+            </w:r>
+            <w:r>
+              <w:rPr>
+                <w:i/>
+                <w:iCs/>
+                <w:noProof/>
+              </w:rPr>
+              <w:t xml:space="preserve">2nd International Conference on Emerging Trends in Information Technology and Engineering, Ic-ETITE 2024, </w:t>
+            </w:r>
+            <w:r>
+              <w:rPr>
+                <w:noProof/>
+              </w:rPr>
+              <w:t xml:space="preserve">2024. </w:t>
+            </w:r>
+          </w:p>
+        </w:tc>
+      </w:tr>
+      <w:tr>
+        <w:trPr>
+          <w:divId w:val="1284922619"/>
+          <w:tblCellSpacing w:w="15" w:type="dxa"/>
+        </w:trPr>
+        <w:tc>
+          <w:tcPr>
+            <w:tcW w:w="50" w:type="pct"/>
+            <w:hideMark/>
+          </w:tcPr>
+          <w:p>
+            <w:pPr>
+              <w:pStyle w:val="Kaynaka"/>
+              <w:rPr>
+                <w:noProof/>
+              </w:rPr>
+            </w:pPr>
+            <w:r>
+              <w:rPr>
+                <w:noProof/>
+              </w:rPr>
+              <w:t xml:space="preserve">[19] </w:t>
+            </w:r>
+          </w:p>
+        </w:tc>
+        <w:tc>
+          <w:tcPr>
+            <w:tcW w:w="0" w:type="auto"/>
+            <w:hideMark/>
+          </w:tcPr>
+          <w:p>
+            <w:pPr>
+              <w:pStyle w:val="Kaynaka"/>
+              <w:rPr>
+                <w:noProof/>
+              </w:rPr>
+            </w:pPr>
+            <w:r>
+              <w:rPr>
+                <w:noProof/>
+              </w:rPr>
+              <w:t xml:space="preserve">Alzughaibi A., Alanazi A. A., Alshahrani M., Hilali Jaghdam I. and Hassaballa A. A., "Synergizing vision transformer with ensemble of deep learning model for accurate kidney stone detection using CT imaging," </w:t>
+            </w:r>
+            <w:r>
+              <w:rPr>
+                <w:i/>
+                <w:iCs/>
+                <w:noProof/>
+              </w:rPr>
+              <w:t xml:space="preserve">Alexandria Engineering Journal, 127, 357-373, </w:t>
+            </w:r>
+            <w:r>
+              <w:rPr>
+                <w:noProof/>
+              </w:rPr>
+              <w:t xml:space="preserve">2025. </w:t>
+            </w:r>
+          </w:p>
+        </w:tc>
+      </w:tr>
+      <w:tr>
+        <w:trPr>
+          <w:divId w:val="1284922619"/>
+          <w:tblCellSpacing w:w="15" w:type="dxa"/>
+        </w:trPr>
+        <w:tc>
+          <w:tcPr>
+            <w:tcW w:w="50" w:type="pct"/>
+            <w:hideMark/>
+          </w:tcPr>
+          <w:p>
+            <w:pPr>
+              <w:pStyle w:val="Kaynaka"/>
+              <w:rPr>
+                <w:noProof/>
+              </w:rPr>
+            </w:pPr>
+            <w:r>
+              <w:rPr>
+                <w:noProof/>
+              </w:rPr>
+              <w:t xml:space="preserve">[20] </w:t>
+            </w:r>
+          </w:p>
+        </w:tc>
+        <w:tc>
+          <w:tcPr>
+            <w:tcW w:w="0" w:type="auto"/>
+            <w:hideMark/>
+          </w:tcPr>
+          <w:p>
+            <w:pPr>
+              <w:pStyle w:val="Kaynaka"/>
+              <w:rPr>
+                <w:noProof/>
+              </w:rPr>
+            </w:pPr>
+            <w:r>
+              <w:rPr>
+                <w:noProof/>
+              </w:rPr>
+              <w:t xml:space="preserve">Yang Huancheng, Wu Xiang, Liu Weihao, Zhong Yang, Wang Tianyu, You Weifan, Ye Baiwei, Wu Bingni, Wu Kai, Zeng Haoyang and Liu Hanlin, "CT-based AI model for predicting therapeutic outcomes in ureteral stones after single extracorporeal shock wave lithotripsy through a cohort study," </w:t>
+            </w:r>
+            <w:r>
+              <w:rPr>
+                <w:i/>
+                <w:iCs/>
+                <w:noProof/>
+              </w:rPr>
+              <w:t xml:space="preserve">PubMed Central, </w:t>
+            </w:r>
+            <w:r>
+              <w:rPr>
+                <w:noProof/>
+              </w:rPr>
+              <w:t xml:space="preserve">2024. </w:t>
+            </w:r>
+          </w:p>
+        </w:tc>
+      </w:tr>
+      <w:tr>
+        <w:trPr>
+          <w:divId w:val="1284922619"/>
+          <w:tblCellSpacing w:w="15" w:type="dxa"/>
+        </w:trPr>
+        <w:tc>
+          <w:tcPr>
+            <w:tcW w:w="50" w:type="pct"/>
+            <w:hideMark/>
+          </w:tcPr>
+          <w:p>
+            <w:pPr>
+              <w:pStyle w:val="Kaynaka"/>
+              <w:rPr>
+                <w:noProof/>
+              </w:rPr>
+            </w:pPr>
+            <w:r>
+              <w:rPr>
+                <w:noProof/>
+              </w:rPr>
+              <w:t xml:space="preserve">[21] </w:t>
+            </w:r>
+          </w:p>
+        </w:tc>
+        <w:tc>
+          <w:tcPr>
+            <w:tcW w:w="0" w:type="auto"/>
+            <w:hideMark/>
+          </w:tcPr>
+          <w:p>
+            <w:pPr>
+              <w:pStyle w:val="Kaynaka"/>
+              <w:rPr>
+                <w:noProof/>
+              </w:rPr>
+            </w:pPr>
+            <w:r>
+              <w:rPr>
+                <w:noProof/>
+              </w:rPr>
+              <w:t xml:space="preserve">Pouncey Anna Louise, Charles E, Bicknell Colin, Bérard Xavier, Ducasse Éric and Caradu Caroline, "Editor's Choice - Fully Automatic Volume Segmentation Using Deep Learning Approaches to Assess the Thoracic Aorta, Visceral Abdominal Aorta, and Visceral Vasculature," </w:t>
+            </w:r>
+            <w:r>
+              <w:rPr>
+                <w:i/>
+                <w:iCs/>
+                <w:noProof/>
+              </w:rPr>
+              <w:t xml:space="preserve">European Journal of Vascular and Endovascular Surgery, </w:t>
+            </w:r>
+            <w:r>
+              <w:rPr>
+                <w:noProof/>
+              </w:rPr>
+              <w:t xml:space="preserve">2025. </w:t>
+            </w:r>
+          </w:p>
+        </w:tc>
+      </w:tr>
+      <w:tr>
+        <w:trPr>
+          <w:divId w:val="1284922619"/>
+          <w:tblCellSpacing w:w="15" w:type="dxa"/>
+        </w:trPr>
+        <w:tc>
+          <w:tcPr>
+            <w:tcW w:w="50" w:type="pct"/>
+            <w:hideMark/>
+          </w:tcPr>
+          <w:p>
+            <w:pPr>
+              <w:pStyle w:val="Kaynaka"/>
+              <w:rPr>
+                <w:noProof/>
+              </w:rPr>
+            </w:pPr>
+            <w:r>
+              <w:rPr>
+                <w:noProof/>
+              </w:rPr>
+              <w:lastRenderedPageBreak/>
+              <w:t xml:space="preserve">[22] </w:t>
+            </w:r>
+          </w:p>
+        </w:tc>
+        <w:tc>
+          <w:tcPr>
+            <w:tcW w:w="0" w:type="auto"/>
+            <w:hideMark/>
+          </w:tcPr>
+          <w:p>
+            <w:pPr>
+              <w:pStyle w:val="Kaynaka"/>
+              <w:rPr>
+                <w:noProof/>
+              </w:rPr>
+            </w:pPr>
+            <w:r>
+              <w:rPr>
+                <w:noProof/>
+              </w:rPr>
+              <w:t xml:space="preserve">Cai Wenjie, Liu Nianping, Zhang Hongjie, Zhai Jia, Wang Qingfeng, Zhou Ying Gang, Kong Lingming and Li Jing, "FMTW-SAM: Foreground mixing and temporally weighted SAM feature fusion for cross-domain semi-supervised segmentation of type-B aortic dissection in computed tomography angiography," </w:t>
+            </w:r>
+            <w:r>
+              <w:rPr>
+                <w:i/>
+                <w:iCs/>
+                <w:noProof/>
+              </w:rPr>
+              <w:t xml:space="preserve">Neurocomputing, </w:t>
+            </w:r>
+            <w:r>
+              <w:rPr>
+                <w:noProof/>
+              </w:rPr>
+              <w:t xml:space="preserve">2026. </w:t>
+            </w:r>
+          </w:p>
+        </w:tc>
+      </w:tr>
+      <w:tr>
+        <w:trPr>
+          <w:divId w:val="1284922619"/>
+          <w:tblCellSpacing w:w="15" w:type="dxa"/>
+        </w:trPr>
+        <w:tc>
+          <w:tcPr>
+            <w:tcW w:w="50" w:type="pct"/>
+            <w:hideMark/>
+          </w:tcPr>
+          <w:p>
+            <w:pPr>
+              <w:pStyle w:val="Kaynaka"/>
+              <w:rPr>
+                <w:noProof/>
+              </w:rPr>
+            </w:pPr>
+            <w:r>
+              <w:rPr>
+                <w:noProof/>
+              </w:rPr>
+              <w:t xml:space="preserve">[23] </w:t>
+            </w:r>
+          </w:p>
+        </w:tc>
+        <w:tc>
+          <w:tcPr>
+            <w:tcW w:w="0" w:type="auto"/>
+            <w:hideMark/>
+          </w:tcPr>
+          <w:p>
+            <w:pPr>
+              <w:pStyle w:val="Kaynaka"/>
+              <w:rPr>
+                <w:noProof/>
+              </w:rPr>
+            </w:pPr>
+            <w:r>
+              <w:rPr>
+                <w:noProof/>
+              </w:rPr>
+              <w:t xml:space="preserve">Lu X., Gong W., Yang W., Peng Z., Zheng C. and Zha Y., "Deep learning-based radiomics of computed tomography angiography to predict adverse events after initial endovascular repair for acute uncomplicated Stanford type B aortic dissection," </w:t>
+            </w:r>
+            <w:r>
+              <w:rPr>
+                <w:i/>
+                <w:iCs/>
+                <w:noProof/>
+              </w:rPr>
+              <w:t xml:space="preserve">European Journal of Radiology, 175, </w:t>
+            </w:r>
+            <w:r>
+              <w:rPr>
+                <w:noProof/>
+              </w:rPr>
+              <w:t xml:space="preserve">2024. </w:t>
+            </w:r>
+          </w:p>
+        </w:tc>
+      </w:tr>
+      <w:tr>
+        <w:trPr>
+          <w:divId w:val="1284922619"/>
+          <w:tblCellSpacing w:w="15" w:type="dxa"/>
+        </w:trPr>
+        <w:tc>
+          <w:tcPr>
+            <w:tcW w:w="50" w:type="pct"/>
+            <w:hideMark/>
+          </w:tcPr>
+          <w:p>
+            <w:pPr>
+              <w:pStyle w:val="Kaynaka"/>
+              <w:rPr>
+                <w:noProof/>
+              </w:rPr>
+            </w:pPr>
+            <w:r>
+              <w:rPr>
+                <w:noProof/>
+              </w:rPr>
+              <w:t xml:space="preserve">[24] </w:t>
+            </w:r>
+          </w:p>
+        </w:tc>
+        <w:tc>
+          <w:tcPr>
+            <w:tcW w:w="0" w:type="auto"/>
+            <w:hideMark/>
+          </w:tcPr>
+          <w:p>
+            <w:pPr>
+              <w:pStyle w:val="Kaynaka"/>
+              <w:rPr>
+                <w:noProof/>
+              </w:rPr>
+            </w:pPr>
+            <w:r>
+              <w:rPr>
+                <w:noProof/>
+              </w:rPr>
+              <w:t xml:space="preserve">Pan X.J., Jiao Kaijian, Li Xinyu, Feng Linshuang, Tian Yige, Wu Lei, Zhang Peng, Wang Kejun, Chen Suping, Yang Bo and Chen Wen, "Artificial intelligence-based tools with automated segmentation and measurement on CT images to assist accurate and fast diagnosis in acute pancreatitis," </w:t>
+            </w:r>
+            <w:r>
+              <w:rPr>
+                <w:i/>
+                <w:iCs/>
+                <w:noProof/>
+              </w:rPr>
+              <w:t xml:space="preserve">PubMed Central, </w:t>
+            </w:r>
+            <w:r>
+              <w:rPr>
+                <w:noProof/>
+              </w:rPr>
+              <w:t xml:space="preserve">2024. </w:t>
+            </w:r>
+          </w:p>
+        </w:tc>
+      </w:tr>
+      <w:tr>
+        <w:trPr>
+          <w:divId w:val="1284922619"/>
+          <w:tblCellSpacing w:w="15" w:type="dxa"/>
+        </w:trPr>
+        <w:tc>
+          <w:tcPr>
+            <w:tcW w:w="50" w:type="pct"/>
+            <w:hideMark/>
+          </w:tcPr>
+          <w:p>
+            <w:pPr>
+              <w:pStyle w:val="Kaynaka"/>
+              <w:rPr>
+                <w:noProof/>
+              </w:rPr>
+            </w:pPr>
+            <w:r>
+              <w:rPr>
+                <w:noProof/>
+              </w:rPr>
+              <w:t xml:space="preserve">[25] </w:t>
+            </w:r>
+          </w:p>
+        </w:tc>
+        <w:tc>
+          <w:tcPr>
+            <w:tcW w:w="0" w:type="auto"/>
+            <w:hideMark/>
+          </w:tcPr>
+          <w:p>
+            <w:pPr>
+              <w:pStyle w:val="Kaynaka"/>
+              <w:rPr>
+                <w:noProof/>
+              </w:rPr>
+            </w:pPr>
+            <w:r>
+              <w:rPr>
+                <w:noProof/>
+              </w:rPr>
+              <w:t xml:space="preserve">Chen Bai-Qing, Zang Wei, Liu Jiaxu, Yang Yue, Zhang Xinglong and Ju Ronghui, "Deep learning enables accurate diagnosis of acute cholecystitis and prediction of suppuration using noncontrast CT," </w:t>
+            </w:r>
+            <w:r>
+              <w:rPr>
+                <w:i/>
+                <w:iCs/>
+                <w:noProof/>
+              </w:rPr>
+              <w:t xml:space="preserve">iScience, </w:t>
+            </w:r>
+            <w:r>
+              <w:rPr>
+                <w:noProof/>
+              </w:rPr>
+              <w:t xml:space="preserve">2025. </w:t>
+            </w:r>
+          </w:p>
+        </w:tc>
+      </w:tr>
+      <w:tr>
+        <w:trPr>
+          <w:divId w:val="1284922619"/>
+          <w:tblCellSpacing w:w="15" w:type="dxa"/>
+        </w:trPr>
+        <w:tc>
+          <w:tcPr>
+            <w:tcW w:w="50" w:type="pct"/>
+            <w:hideMark/>
+          </w:tcPr>
+          <w:p>
+            <w:pPr>
+              <w:pStyle w:val="Kaynaka"/>
+              <w:rPr>
+                <w:noProof/>
+              </w:rPr>
+            </w:pPr>
+            <w:r>
+              <w:rPr>
+                <w:noProof/>
+              </w:rPr>
+              <w:t xml:space="preserve">[26] </w:t>
+            </w:r>
+          </w:p>
+        </w:tc>
+        <w:tc>
+          <w:tcPr>
+            <w:tcW w:w="0" w:type="auto"/>
+            <w:hideMark/>
+          </w:tcPr>
+          <w:p>
+            <w:pPr>
+              <w:pStyle w:val="Kaynaka"/>
+              <w:rPr>
+                <w:noProof/>
+              </w:rPr>
+            </w:pPr>
+            <w:r>
+              <w:rPr>
+                <w:noProof/>
+              </w:rPr>
+              <w:t xml:space="preserve">Sun Ruitao, Li Changlei, Jiang Yu, Hao Ao-Yun, Liu Kui, Li Kun, Tan Bin, Yang Xiaonan, Cui Jiufa, Bai Wen-Ye, Hu Weiyu and Cao Jingyu, "A radiomics-clinical predictive model for difficult laparoscopic cholecystectomy based on preoperative CT imaging: a retrospective single center study," </w:t>
+            </w:r>
+            <w:r>
+              <w:rPr>
+                <w:i/>
+                <w:iCs/>
+                <w:noProof/>
+              </w:rPr>
+              <w:t xml:space="preserve">World Journal of Emergency Surgery, </w:t>
+            </w:r>
+            <w:r>
+              <w:rPr>
+                <w:noProof/>
+              </w:rPr>
+              <w:t xml:space="preserve">2025. </w:t>
+            </w:r>
+          </w:p>
+        </w:tc>
+      </w:tr>
+      <w:tr>
+        <w:trPr>
+          <w:divId w:val="1284922619"/>
+          <w:tblCellSpacing w:w="15" w:type="dxa"/>
+        </w:trPr>
+        <w:tc>
+          <w:tcPr>
+            <w:tcW w:w="50" w:type="pct"/>
+            <w:hideMark/>
+          </w:tcPr>
+          <w:p>
+            <w:pPr>
+              <w:pStyle w:val="Kaynaka"/>
+              <w:rPr>
+                <w:noProof/>
+              </w:rPr>
+            </w:pPr>
+            <w:r>
+              <w:rPr>
+                <w:noProof/>
+              </w:rPr>
+              <w:t xml:space="preserve">[27] </w:t>
+            </w:r>
+          </w:p>
+        </w:tc>
+        <w:tc>
+          <w:tcPr>
+            <w:tcW w:w="0" w:type="auto"/>
+            <w:hideMark/>
+          </w:tcPr>
+          <w:p>
+            <w:pPr>
+              <w:pStyle w:val="Kaynaka"/>
+              <w:rPr>
+                <w:noProof/>
+              </w:rPr>
+            </w:pPr>
+            <w:r>
+              <w:rPr>
+                <w:noProof/>
+              </w:rPr>
+              <w:t xml:space="preserve">Rahman Md Akizur, Singh Sonit, Iyer Sankaran, Blair Alan, Kim Tae Jun, Ravindran Praveen and Sowmya Arcot, "Sigmoid Colon Localisation for Acute Diverticulitis Disease Using Sigloc 3D Convolution Neural Network," </w:t>
+            </w:r>
+            <w:r>
+              <w:rPr>
+                <w:i/>
+                <w:iCs/>
+                <w:noProof/>
+              </w:rPr>
+              <w:t xml:space="preserve">Lecture notes in electrical engineering, </w:t>
+            </w:r>
+            <w:r>
+              <w:rPr>
+                <w:noProof/>
+              </w:rPr>
+              <w:t xml:space="preserve">2025. </w:t>
+            </w:r>
+          </w:p>
+        </w:tc>
+      </w:tr>
+      <w:tr>
+        <w:trPr>
+          <w:divId w:val="1284922619"/>
+          <w:tblCellSpacing w:w="15" w:type="dxa"/>
+        </w:trPr>
+        <w:tc>
+          <w:tcPr>
+            <w:tcW w:w="50" w:type="pct"/>
+            <w:hideMark/>
+          </w:tcPr>
+          <w:p>
+            <w:pPr>
+              <w:pStyle w:val="Kaynaka"/>
+              <w:rPr>
+                <w:noProof/>
+              </w:rPr>
+            </w:pPr>
+            <w:r>
+              <w:rPr>
+                <w:noProof/>
+              </w:rPr>
+              <w:t xml:space="preserve">[28] </w:t>
+            </w:r>
+          </w:p>
+        </w:tc>
+        <w:tc>
+          <w:tcPr>
+            <w:tcW w:w="0" w:type="auto"/>
+            <w:hideMark/>
+          </w:tcPr>
+          <w:p>
+            <w:pPr>
+              <w:pStyle w:val="Kaynaka"/>
+              <w:rPr>
+                <w:noProof/>
+              </w:rPr>
+            </w:pPr>
+            <w:r>
+              <w:rPr>
+                <w:noProof/>
+              </w:rPr>
+              <w:t xml:space="preserve">Tian Y., Ye Q. and Doermann D., "YOLOv12: Attention-Centric Real-Time Object Detectors," </w:t>
+            </w:r>
+            <w:r>
+              <w:rPr>
+                <w:i/>
+                <w:iCs/>
+                <w:noProof/>
+              </w:rPr>
+              <w:t xml:space="preserve">arXiv, </w:t>
+            </w:r>
+            <w:r>
+              <w:rPr>
+                <w:noProof/>
+              </w:rPr>
+              <w:t xml:space="preserve">2025. </w:t>
+            </w:r>
+          </w:p>
+        </w:tc>
+      </w:tr>
+      <w:tr>
+        <w:trPr>
+          <w:divId w:val="1284922619"/>
+          <w:tblCellSpacing w:w="15" w:type="dxa"/>
+        </w:trPr>
+        <w:tc>
+          <w:tcPr>
+            <w:tcW w:w="50" w:type="pct"/>
+            <w:hideMark/>
+          </w:tcPr>
+          <w:p>
+            <w:pPr>
+              <w:pStyle w:val="Kaynaka"/>
+              <w:rPr>
+                <w:noProof/>
+              </w:rPr>
+            </w:pPr>
+            <w:r>
+              <w:rPr>
+                <w:noProof/>
+              </w:rPr>
+              <w:t xml:space="preserve">[29] </w:t>
+            </w:r>
+          </w:p>
+        </w:tc>
+        <w:tc>
+          <w:tcPr>
+            <w:tcW w:w="0" w:type="auto"/>
+            <w:hideMark/>
+          </w:tcPr>
+          <w:p>
+            <w:pPr>
+              <w:pStyle w:val="Kaynaka"/>
+              <w:rPr>
+                <w:noProof/>
+              </w:rPr>
+            </w:pPr>
+            <w:r>
+              <w:rPr>
+                <w:noProof/>
+              </w:rPr>
+              <w:t xml:space="preserve">Liu Z., Lin Y., Cao Y. and Hu H., "Swin Transformer: Hierarchical Vision Transformer using Shifted Windows," </w:t>
+            </w:r>
+            <w:r>
+              <w:rPr>
+                <w:i/>
+                <w:iCs/>
+                <w:noProof/>
+              </w:rPr>
+              <w:t xml:space="preserve">Proceedings of the IEEE/CVF International Conference on Computer Vision (ICCV), </w:t>
+            </w:r>
+            <w:r>
+              <w:rPr>
+                <w:noProof/>
+              </w:rPr>
+              <w:t xml:space="preserve">2021. </w:t>
+            </w:r>
+          </w:p>
+        </w:tc>
+      </w:tr>
+      <w:tr>
+        <w:trPr>
+          <w:divId w:val="1284922619"/>
+          <w:tblCellSpacing w:w="15" w:type="dxa"/>
+        </w:trPr>
+        <w:tc>
+          <w:tcPr>
+            <w:tcW w:w="50" w:type="pct"/>
+            <w:hideMark/>
+          </w:tcPr>
+          <w:p>
+            <w:pPr>
+              <w:pStyle w:val="Kaynaka"/>
+              <w:rPr>
+                <w:noProof/>
+              </w:rPr>
+            </w:pPr>
+            <w:r>
+              <w:rPr>
+                <w:noProof/>
+              </w:rPr>
+              <w:t xml:space="preserve">[30] </w:t>
+            </w:r>
+          </w:p>
+        </w:tc>
+        <w:tc>
+          <w:tcPr>
+            <w:tcW w:w="0" w:type="auto"/>
+            <w:hideMark/>
+          </w:tcPr>
+          <w:p>
+            <w:pPr>
+              <w:pStyle w:val="Kaynaka"/>
+              <w:rPr>
+                <w:noProof/>
+              </w:rPr>
+            </w:pPr>
+            <w:r>
+              <w:rPr>
+                <w:noProof/>
+              </w:rPr>
+              <w:t xml:space="preserve">Isensee F., Jaeger P. F., Kohl S. A. A., Petersen J. and Maier-Hein K. H., "nnU-Net: a self-configuring method for deep learning-based biomedical image segmentation," </w:t>
+            </w:r>
+            <w:r>
+              <w:rPr>
+                <w:i/>
+                <w:iCs/>
+                <w:noProof/>
+              </w:rPr>
+              <w:t xml:space="preserve">Nature Methods, </w:t>
+            </w:r>
+            <w:r>
+              <w:rPr>
+                <w:noProof/>
+              </w:rPr>
+              <w:t xml:space="preserve">2021. </w:t>
+            </w:r>
+          </w:p>
+        </w:tc>
+      </w:tr>
+      <w:tr>
+        <w:trPr>
+          <w:divId w:val="1284922619"/>
+          <w:tblCellSpacing w:w="15" w:type="dxa"/>
+        </w:trPr>
+        <w:tc>
+          <w:tcPr>
+            <w:tcW w:w="50" w:type="pct"/>
+            <w:hideMark/>
+          </w:tcPr>
+          <w:p>
+            <w:pPr>
+              <w:pStyle w:val="Kaynaka"/>
+              <w:rPr>
+                <w:noProof/>
+              </w:rPr>
+            </w:pPr>
+            <w:r>
+              <w:rPr>
+                <w:noProof/>
+              </w:rPr>
+              <w:t xml:space="preserve">[31] </w:t>
+            </w:r>
+          </w:p>
+        </w:tc>
+        <w:tc>
+          <w:tcPr>
+            <w:tcW w:w="0" w:type="auto"/>
+            <w:hideMark/>
+          </w:tcPr>
+          <w:p>
+            <w:pPr>
+              <w:pStyle w:val="Kaynaka"/>
+              <w:rPr>
+                <w:noProof/>
+              </w:rPr>
+            </w:pPr>
+            <w:r>
+              <w:rPr>
+                <w:noProof/>
+              </w:rPr>
+              <w:t xml:space="preserve">Roy S., Koehler G., Ulrich C., Baumgartner M. and Isensee F., "MedNeXt: Transformer-Driven Scaling of ConvNets for Medical Image Segmentation," </w:t>
+            </w:r>
+            <w:r>
+              <w:rPr>
+                <w:i/>
+                <w:iCs/>
+                <w:noProof/>
+              </w:rPr>
+              <w:t xml:space="preserve">Medical Image Computing and Computer Assisted Intervention (MICCAI), </w:t>
+            </w:r>
+            <w:r>
+              <w:rPr>
+                <w:noProof/>
+              </w:rPr>
+              <w:t xml:space="preserve">2023. </w:t>
+            </w:r>
+          </w:p>
+        </w:tc>
+      </w:tr>
+    </w:tbl>
     <w:p>
       <w:pPr>
-        <w:pStyle w:val="Kaynaka"/>
+        <w:divId w:val="1284922619"/>
         <w:rPr>
+          <w:rFonts w:eastAsia="Times New Roman"/>
           <w:noProof/>
         </w:rPr>
       </w:pPr>
-      <w:r>
-        <w:rPr>
-          <w:noProof/>
-        </w:rPr>
-        <w:t xml:space="preserve">2. </w:t>
-      </w:r>
-      <w:r>
-        <w:rPr>
-          <w:i/>
-          <w:iCs/>
-          <w:noProof/>
-        </w:rPr>
-        <w:t xml:space="preserve">Parallel Feature Fusion Network for Kidney Stone Detection in CT Images. </w:t>
-      </w:r>
-      <w:r>
-        <w:rPr>
-          <w:b/>
-          <w:bCs/>
-          <w:noProof/>
-        </w:rPr>
-        <w:t>Kumari Nilu, et al.</w:t>
-      </w:r>
-      <w:r>
-        <w:rPr>
-          <w:noProof/>
-        </w:rPr>
-        <w:t xml:space="preserve"> 2026, Konferans bildirisi (IEEE).</w:t>
-      </w:r>
     </w:p>
     <w:p>
-      <w:pPr>
-        <w:pStyle w:val="Kaynaka"/>
-        <w:rPr>
-          <w:noProof/>
-        </w:rPr>
-      </w:pPr>
-      <w:r>
-        <w:rPr>
-          <w:noProof/>
-        </w:rPr>
-        <w:t xml:space="preserve">3. </w:t>
-      </w:r>
-      <w:r>
-        <w:rPr>
-          <w:i/>
-          <w:iCs/>
-          <w:noProof/>
-        </w:rPr>
-        <w:t xml:space="preserve">Optimized YOLOv5 Architecture for Superior Kidney Stone Detection in CT Scans. </w:t>
-      </w:r>
-      <w:r>
-        <w:rPr>
-          <w:b/>
-          <w:bCs/>
-          <w:noProof/>
-        </w:rPr>
-        <w:t>Abdimurotovich K. A. and Cho Y.-I.</w:t>
-      </w:r>
-      <w:r>
-        <w:rPr>
-          <w:noProof/>
-        </w:rPr>
-        <w:t xml:space="preserve"> 2024, Electronics (MDPI).</w:t>
-      </w:r>
-    </w:p>
-    <w:p>
-      <w:pPr>
-        <w:pStyle w:val="Kaynaka"/>
-        <w:rPr>
-          <w:noProof/>
-        </w:rPr>
-      </w:pPr>
-      <w:r>
-        <w:rPr>
-          <w:noProof/>
-        </w:rPr>
-        <w:lastRenderedPageBreak/>
-        <w:t xml:space="preserve">4. </w:t>
-      </w:r>
-      <w:r>
-        <w:rPr>
-          <w:i/>
-          <w:iCs/>
-          <w:noProof/>
-        </w:rPr>
-        <w:t xml:space="preserve">The application of a deep learning method for kidney stone detection by CT scans: A YOLOv8 approach. </w:t>
-      </w:r>
-      <w:r>
-        <w:rPr>
-          <w:b/>
-          <w:bCs/>
-          <w:noProof/>
-        </w:rPr>
-        <w:t>Twinprai P.</w:t>
-      </w:r>
-      <w:r>
-        <w:rPr>
-          <w:noProof/>
-        </w:rPr>
-        <w:t xml:space="preserve"> 2024, International Computer Science and Engineering Conference, 2024.</w:t>
-      </w:r>
-    </w:p>
-    <w:p>
-      <w:pPr>
-        <w:pStyle w:val="Kaynaka"/>
-        <w:rPr>
-          <w:noProof/>
-        </w:rPr>
-      </w:pPr>
-      <w:r>
-        <w:rPr>
-          <w:noProof/>
-        </w:rPr>
-        <w:t xml:space="preserve">5. </w:t>
-      </w:r>
-      <w:r>
-        <w:rPr>
-          <w:i/>
-          <w:iCs/>
-          <w:noProof/>
-        </w:rPr>
-        <w:t xml:space="preserve">Deep Learning Application of YOLOv8 for Aortic Dissection Screening Using Non-contrast Computed Tomography. </w:t>
-      </w:r>
-      <w:r>
-        <w:rPr>
-          <w:b/>
-          <w:bCs/>
-          <w:noProof/>
-        </w:rPr>
-        <w:t>Tang Zheyu, et al.</w:t>
-      </w:r>
-      <w:r>
-        <w:rPr>
-          <w:noProof/>
-        </w:rPr>
-        <w:t xml:space="preserve"> 2025, European Journal of Vascular and Endovascular Surgery.</w:t>
-      </w:r>
-    </w:p>
-    <w:p>
-      <w:pPr>
-        <w:pStyle w:val="Kaynaka"/>
-        <w:rPr>
-          <w:noProof/>
-        </w:rPr>
-      </w:pPr>
-      <w:r>
-        <w:rPr>
-          <w:noProof/>
-        </w:rPr>
-        <w:t xml:space="preserve">6. </w:t>
-      </w:r>
-      <w:r>
-        <w:rPr>
-          <w:i/>
-          <w:iCs/>
-          <w:noProof/>
-        </w:rPr>
-        <w:t xml:space="preserve">AI-based diagnosis of acute aortic syndrome from noncontrast CT. </w:t>
-      </w:r>
-      <w:r>
-        <w:rPr>
-          <w:b/>
-          <w:bCs/>
-          <w:noProof/>
-        </w:rPr>
-        <w:t>Hu Yujian, et al.</w:t>
-      </w:r>
-      <w:r>
-        <w:rPr>
-          <w:noProof/>
-        </w:rPr>
-        <w:t xml:space="preserve"> 2025, Nature Medicine.</w:t>
-      </w:r>
-    </w:p>
-    <w:p>
-      <w:pPr>
-        <w:pStyle w:val="Kaynaka"/>
-        <w:rPr>
-          <w:noProof/>
-        </w:rPr>
-      </w:pPr>
-      <w:r>
-        <w:rPr>
-          <w:noProof/>
-        </w:rPr>
-        <w:t xml:space="preserve">7. </w:t>
-      </w:r>
-      <w:r>
-        <w:rPr>
-          <w:i/>
-          <w:iCs/>
-          <w:noProof/>
-        </w:rPr>
-        <w:t xml:space="preserve">A deep learning algorithm for the detection of aortic dissection on non-contrast-enhanced computed tomography via the identification and segmentation of the true and false lumens of the aorta. </w:t>
-      </w:r>
-      <w:r>
-        <w:rPr>
-          <w:b/>
-          <w:bCs/>
-          <w:noProof/>
-        </w:rPr>
-        <w:t>Cheng Z., et al.</w:t>
-      </w:r>
-      <w:r>
-        <w:rPr>
-          <w:noProof/>
-        </w:rPr>
-        <w:t xml:space="preserve"> 2024, Quantitative Imaging in Medicine and Surgery, 14(10), 7365-7378.</w:t>
-      </w:r>
-    </w:p>
-    <w:p>
-      <w:pPr>
-        <w:pStyle w:val="Kaynaka"/>
-        <w:rPr>
-          <w:noProof/>
-        </w:rPr>
-      </w:pPr>
-      <w:r>
-        <w:rPr>
-          <w:noProof/>
-        </w:rPr>
-        <w:t xml:space="preserve">8. </w:t>
-      </w:r>
-      <w:r>
-        <w:rPr>
-          <w:i/>
-          <w:iCs/>
-          <w:noProof/>
-        </w:rPr>
-        <w:t xml:space="preserve">A Cascaded Multi-Task Generative Framework for Detecting Aortic Dissection on 3-D Non-Contrast-Enhanced Computed Tomography. </w:t>
-      </w:r>
-      <w:r>
-        <w:rPr>
-          <w:b/>
-          <w:bCs/>
-          <w:noProof/>
-        </w:rPr>
-        <w:t>Xiong X., et al.</w:t>
-      </w:r>
-      <w:r>
-        <w:rPr>
-          <w:noProof/>
-        </w:rPr>
-        <w:t xml:space="preserve"> 2022, IEEE Journal of Biomedical and Health Informatics, 26(10), 5177-5188.</w:t>
-      </w:r>
-    </w:p>
-    <w:p>
-      <w:pPr>
-        <w:pStyle w:val="Kaynaka"/>
-        <w:rPr>
-          <w:noProof/>
-        </w:rPr>
-      </w:pPr>
-      <w:r>
-        <w:rPr>
-          <w:noProof/>
-        </w:rPr>
-        <w:t xml:space="preserve">9. </w:t>
-      </w:r>
-      <w:r>
-        <w:rPr>
-          <w:i/>
-          <w:iCs/>
-          <w:noProof/>
-        </w:rPr>
-        <w:t xml:space="preserve">Development and validation of a multimodal model in predicting severe acute pancreatitis based on radiomics and deep learning. </w:t>
-      </w:r>
-      <w:r>
-        <w:rPr>
-          <w:b/>
-          <w:bCs/>
-          <w:noProof/>
-        </w:rPr>
-        <w:t>Yin Minyue, et al.</w:t>
-      </w:r>
-      <w:r>
-        <w:rPr>
-          <w:noProof/>
-        </w:rPr>
-        <w:t xml:space="preserve"> 2024, International Journal of Medical Informatics.</w:t>
-      </w:r>
-    </w:p>
-    <w:p>
-      <w:pPr>
-        <w:pStyle w:val="Kaynaka"/>
-        <w:rPr>
-          <w:noProof/>
-        </w:rPr>
-      </w:pPr>
-      <w:r>
-        <w:rPr>
-          <w:noProof/>
-        </w:rPr>
-        <w:t xml:space="preserve">10. </w:t>
-      </w:r>
-      <w:r>
-        <w:rPr>
-          <w:i/>
-          <w:iCs/>
-          <w:noProof/>
-        </w:rPr>
-        <w:t xml:space="preserve">Deep learning-based prediction of acute pancreatitis severity from abdominal CT with multicenter external validation. </w:t>
-      </w:r>
-      <w:r>
-        <w:rPr>
-          <w:b/>
-          <w:bCs/>
-          <w:noProof/>
-        </w:rPr>
-        <w:t>Xu Yanqi, et al.</w:t>
-      </w:r>
-      <w:r>
-        <w:rPr>
-          <w:noProof/>
-        </w:rPr>
-        <w:t xml:space="preserve"> 2026, Radiology Advances.</w:t>
-      </w:r>
-    </w:p>
-    <w:p>
-      <w:pPr>
-        <w:pStyle w:val="Kaynaka"/>
-        <w:rPr>
-          <w:noProof/>
-        </w:rPr>
-      </w:pPr>
-      <w:r>
-        <w:rPr>
-          <w:noProof/>
-        </w:rPr>
-        <w:t xml:space="preserve">11. </w:t>
-      </w:r>
-      <w:r>
-        <w:rPr>
-          <w:i/>
-          <w:iCs/>
-          <w:noProof/>
-        </w:rPr>
-        <w:t xml:space="preserve">The value of CT-based radiomics in predicting the prognosis of acute pancreatitis. </w:t>
-      </w:r>
-      <w:r>
-        <w:rPr>
-          <w:b/>
-          <w:bCs/>
-          <w:noProof/>
-        </w:rPr>
-        <w:t>Xue M., et al.</w:t>
-      </w:r>
-      <w:r>
-        <w:rPr>
-          <w:noProof/>
-        </w:rPr>
-        <w:t xml:space="preserve"> 2023, Frontiers in Medicine, 10.</w:t>
-      </w:r>
-    </w:p>
-    <w:p>
-      <w:pPr>
-        <w:pStyle w:val="Kaynaka"/>
-        <w:rPr>
-          <w:noProof/>
-        </w:rPr>
-      </w:pPr>
-      <w:r>
-        <w:rPr>
-          <w:noProof/>
-        </w:rPr>
-        <w:t xml:space="preserve">12. </w:t>
-      </w:r>
-      <w:r>
-        <w:rPr>
-          <w:i/>
-          <w:iCs/>
-          <w:noProof/>
-        </w:rPr>
-        <w:t xml:space="preserve">Development and validation of automated three-dimensional convolutional neural network model for acute appendicitis diagnosis. </w:t>
-      </w:r>
-      <w:r>
-        <w:rPr>
-          <w:b/>
-          <w:bCs/>
-          <w:noProof/>
-        </w:rPr>
-        <w:t>Kim Minsung, et al.</w:t>
-      </w:r>
-      <w:r>
-        <w:rPr>
-          <w:noProof/>
-        </w:rPr>
-        <w:t xml:space="preserve"> 2025, Scientific Reports.</w:t>
-      </w:r>
-    </w:p>
-    <w:p>
-      <w:pPr>
-        <w:pStyle w:val="Kaynaka"/>
-        <w:rPr>
-          <w:noProof/>
-        </w:rPr>
-      </w:pPr>
-      <w:r>
-        <w:rPr>
-          <w:noProof/>
-        </w:rPr>
-        <w:t xml:space="preserve">13. </w:t>
-      </w:r>
-      <w:r>
-        <w:rPr>
-          <w:i/>
-          <w:iCs/>
-          <w:noProof/>
-        </w:rPr>
-        <w:t xml:space="preserve">A Hierarchical Slice Attention Network for Appendicitis Classification in 3D CT Scans. </w:t>
-      </w:r>
-      <w:r>
-        <w:rPr>
-          <w:b/>
-          <w:bCs/>
-          <w:noProof/>
-        </w:rPr>
-        <w:t>Huang Chia-Wen, et al.</w:t>
-      </w:r>
-      <w:r>
-        <w:rPr>
-          <w:noProof/>
-        </w:rPr>
-        <w:t xml:space="preserve"> 2025, arXiv (Cornell University).</w:t>
-      </w:r>
-    </w:p>
-    <w:p>
-      <w:pPr>
-        <w:pStyle w:val="Kaynaka"/>
-        <w:rPr>
-          <w:noProof/>
-        </w:rPr>
-      </w:pPr>
-      <w:r>
-        <w:rPr>
-          <w:noProof/>
-        </w:rPr>
-        <w:t xml:space="preserve">14. </w:t>
-      </w:r>
-      <w:r>
-        <w:rPr>
-          <w:i/>
-          <w:iCs/>
-          <w:noProof/>
-        </w:rPr>
-        <w:t xml:space="preserve">Development and validation of a deep learning and radiomics combined model for differentiating complicated from uncomplicated acute appendicitis. </w:t>
-      </w:r>
-      <w:r>
-        <w:rPr>
-          <w:b/>
-          <w:bCs/>
-          <w:noProof/>
-        </w:rPr>
-        <w:t>Liang D., et al.</w:t>
-      </w:r>
-      <w:r>
-        <w:rPr>
-          <w:noProof/>
-        </w:rPr>
-        <w:t xml:space="preserve"> 2022, Research Square (ön baskı).</w:t>
-      </w:r>
-    </w:p>
-    <w:p>
-      <w:pPr>
-        <w:pStyle w:val="Kaynaka"/>
-        <w:rPr>
-          <w:noProof/>
-        </w:rPr>
-      </w:pPr>
-      <w:r>
-        <w:rPr>
-          <w:noProof/>
-        </w:rPr>
-        <w:t xml:space="preserve">15. </w:t>
-      </w:r>
-      <w:r>
-        <w:rPr>
-          <w:i/>
-          <w:iCs/>
-          <w:noProof/>
-        </w:rPr>
-        <w:t xml:space="preserve">Disease Detection in Abdominal CT Images Using the YOLOv5 Algorithm: A Deep Learning Approach. </w:t>
-      </w:r>
-      <w:r>
-        <w:rPr>
-          <w:b/>
-          <w:bCs/>
-          <w:noProof/>
-        </w:rPr>
-        <w:t>Koçer Sabri, Mohamed Omar and Dündar Özgür.</w:t>
-      </w:r>
-      <w:r>
-        <w:rPr>
-          <w:noProof/>
-        </w:rPr>
-        <w:t xml:space="preserve"> 2024, Konferans bildirisi (IEEE).</w:t>
-      </w:r>
-    </w:p>
-    <w:p>
-      <w:pPr>
-        <w:pStyle w:val="Kaynaka"/>
-        <w:rPr>
-          <w:noProof/>
-        </w:rPr>
-      </w:pPr>
-      <w:r>
-        <w:rPr>
-          <w:noProof/>
-        </w:rPr>
-        <w:t xml:space="preserve">16. </w:t>
-      </w:r>
-      <w:r>
-        <w:rPr>
-          <w:i/>
-          <w:iCs/>
-          <w:noProof/>
-        </w:rPr>
-        <w:t xml:space="preserve">Development and multi-institutional validation of the Swin transformer model for prediction of spontaneous passage of ureteral calculi: A retrospective multicentric study. </w:t>
-      </w:r>
-      <w:r>
-        <w:rPr>
-          <w:b/>
-          <w:bCs/>
-          <w:noProof/>
-        </w:rPr>
-        <w:t>Lin Y., et al.</w:t>
-      </w:r>
-      <w:r>
-        <w:rPr>
-          <w:noProof/>
-        </w:rPr>
-        <w:t xml:space="preserve"> 2025, Urolithiasis, 53(1).</w:t>
-      </w:r>
-    </w:p>
-    <w:p>
-      <w:pPr>
-        <w:pStyle w:val="Kaynaka"/>
-        <w:rPr>
-          <w:noProof/>
-        </w:rPr>
-      </w:pPr>
-      <w:r>
-        <w:rPr>
-          <w:noProof/>
-        </w:rPr>
-        <w:lastRenderedPageBreak/>
-        <w:t xml:space="preserve">17. </w:t>
-      </w:r>
-      <w:r>
-        <w:rPr>
-          <w:i/>
-          <w:iCs/>
-          <w:noProof/>
-        </w:rPr>
-        <w:t xml:space="preserve">Automatic Kidney Stone Detection using XResNet 152 Model for CT Images. </w:t>
-      </w:r>
-      <w:r>
-        <w:rPr>
-          <w:b/>
-          <w:bCs/>
-          <w:noProof/>
-        </w:rPr>
-        <w:t>Manudhas S. M. and Manoranjitham R.</w:t>
-      </w:r>
-      <w:r>
-        <w:rPr>
-          <w:noProof/>
-        </w:rPr>
-        <w:t xml:space="preserve"> 2024, 2nd International Conference on Emerging Trends in Information Technology and Engineering, Ic-ETITE 2024.</w:t>
-      </w:r>
-    </w:p>
-    <w:p>
-      <w:pPr>
-        <w:pStyle w:val="Kaynaka"/>
-        <w:rPr>
-          <w:noProof/>
-        </w:rPr>
-      </w:pPr>
-      <w:r>
-        <w:rPr>
-          <w:noProof/>
-        </w:rPr>
-        <w:t xml:space="preserve">18. </w:t>
-      </w:r>
-      <w:r>
-        <w:rPr>
-          <w:i/>
-          <w:iCs/>
-          <w:noProof/>
-        </w:rPr>
-        <w:t xml:space="preserve">Synergizing vision transformer with ensemble of deep learning model for accurate kidney stone detection using CT imaging. </w:t>
-      </w:r>
-      <w:r>
-        <w:rPr>
-          <w:b/>
-          <w:bCs/>
-          <w:noProof/>
-        </w:rPr>
-        <w:t>Alzughaibi A., et al.</w:t>
-      </w:r>
-      <w:r>
-        <w:rPr>
-          <w:noProof/>
-        </w:rPr>
-        <w:t xml:space="preserve"> 2025, Alexandria Engineering Journal, 127, 357-373.</w:t>
-      </w:r>
-    </w:p>
-    <w:p>
-      <w:pPr>
-        <w:pStyle w:val="Kaynaka"/>
-        <w:rPr>
-          <w:noProof/>
-        </w:rPr>
-      </w:pPr>
-      <w:r>
-        <w:rPr>
-          <w:noProof/>
-        </w:rPr>
-        <w:t xml:space="preserve">19. </w:t>
-      </w:r>
-      <w:r>
-        <w:rPr>
-          <w:i/>
-          <w:iCs/>
-          <w:noProof/>
-        </w:rPr>
-        <w:t xml:space="preserve">CT-based AI model for predicting therapeutic outcomes in ureteral stones after single extracorporeal shock wave lithotripsy through a cohort study. </w:t>
-      </w:r>
-      <w:r>
-        <w:rPr>
-          <w:b/>
-          <w:bCs/>
-          <w:noProof/>
-        </w:rPr>
-        <w:t>Yang Huancheng, et al.</w:t>
-      </w:r>
-      <w:r>
-        <w:rPr>
-          <w:noProof/>
-        </w:rPr>
-        <w:t xml:space="preserve"> 2024, PubMed Central.</w:t>
-      </w:r>
-    </w:p>
-    <w:p>
-      <w:pPr>
-        <w:pStyle w:val="Kaynaka"/>
-        <w:rPr>
-          <w:noProof/>
-        </w:rPr>
-      </w:pPr>
-      <w:r>
-        <w:rPr>
-          <w:noProof/>
-        </w:rPr>
-        <w:t xml:space="preserve">20. </w:t>
-      </w:r>
-      <w:r>
-        <w:rPr>
-          <w:i/>
-          <w:iCs/>
-          <w:noProof/>
-        </w:rPr>
-        <w:t xml:space="preserve">Editor's Choice - Fully Automatic Volume Segmentation Using Deep Learning Approaches to Assess the Thoracic Aorta, Visceral Abdominal Aorta, and Visceral Vasculature. </w:t>
-      </w:r>
-      <w:r>
-        <w:rPr>
-          <w:b/>
-          <w:bCs/>
-          <w:noProof/>
-        </w:rPr>
-        <w:t>Pouncey Anna Louise, et al.</w:t>
-      </w:r>
-      <w:r>
-        <w:rPr>
-          <w:noProof/>
-        </w:rPr>
-        <w:t xml:space="preserve"> 2025, European Journal of Vascular and Endovascular Surgery.</w:t>
-      </w:r>
-    </w:p>
-    <w:p>
-      <w:pPr>
-        <w:pStyle w:val="Kaynaka"/>
-        <w:rPr>
-          <w:noProof/>
-        </w:rPr>
-      </w:pPr>
-      <w:r>
-        <w:rPr>
-          <w:noProof/>
-        </w:rPr>
-        <w:t xml:space="preserve">21. </w:t>
-      </w:r>
-      <w:r>
-        <w:rPr>
-          <w:i/>
-          <w:iCs/>
-          <w:noProof/>
-        </w:rPr>
-        <w:t xml:space="preserve">FMTW-SAM: Foreground mixing and temporally weighted SAM feature fusion for cross-domain semi-supervised segmentation of type-B aortic dissection in computed tomography angiography. </w:t>
-      </w:r>
-      <w:r>
-        <w:rPr>
-          <w:b/>
-          <w:bCs/>
-          <w:noProof/>
-        </w:rPr>
-        <w:t>Cai Wenjie, et al.</w:t>
-      </w:r>
-      <w:r>
-        <w:rPr>
-          <w:noProof/>
-        </w:rPr>
-        <w:t xml:space="preserve"> 2026, Neurocomputing.</w:t>
-      </w:r>
-    </w:p>
-    <w:p>
-      <w:pPr>
-        <w:pStyle w:val="Kaynaka"/>
-        <w:rPr>
-          <w:noProof/>
-        </w:rPr>
-      </w:pPr>
-      <w:r>
-        <w:rPr>
-          <w:noProof/>
-        </w:rPr>
-        <w:t xml:space="preserve">22. </w:t>
-      </w:r>
-      <w:r>
-        <w:rPr>
-          <w:i/>
-          <w:iCs/>
-          <w:noProof/>
-        </w:rPr>
-        <w:t xml:space="preserve">Deep learning-based radiomics of computed tomography angiography to predict adverse events after initial endovascular repair for acute uncomplicated Stanford type B aortic dissection. </w:t>
-      </w:r>
-      <w:r>
-        <w:rPr>
-          <w:b/>
-          <w:bCs/>
-          <w:noProof/>
-        </w:rPr>
-        <w:t>Lu X., et al.</w:t>
-      </w:r>
-      <w:r>
-        <w:rPr>
-          <w:noProof/>
-        </w:rPr>
-        <w:t xml:space="preserve"> 2024, European Journal of Radiology, 175.</w:t>
-      </w:r>
-    </w:p>
-    <w:p>
-      <w:pPr>
-        <w:pStyle w:val="Kaynaka"/>
-        <w:rPr>
-          <w:noProof/>
-        </w:rPr>
-      </w:pPr>
-      <w:r>
-        <w:rPr>
-          <w:noProof/>
-        </w:rPr>
-        <w:t xml:space="preserve">23. </w:t>
-      </w:r>
-      <w:r>
-        <w:rPr>
-          <w:i/>
-          <w:iCs/>
-          <w:noProof/>
-        </w:rPr>
-        <w:t xml:space="preserve">Artificial intelligence-based tools with automated segmentation and measurement on CT images to assist accurate and fast diagnosis in acute pancreatitis. </w:t>
-      </w:r>
-      <w:r>
-        <w:rPr>
-          <w:b/>
-          <w:bCs/>
-          <w:noProof/>
-        </w:rPr>
-        <w:t>Pan X.J., et al.</w:t>
-      </w:r>
-      <w:r>
-        <w:rPr>
-          <w:noProof/>
-        </w:rPr>
-        <w:t xml:space="preserve"> 2024, PubMed Central.</w:t>
-      </w:r>
-    </w:p>
-    <w:p>
-      <w:pPr>
-        <w:pStyle w:val="Kaynaka"/>
-        <w:rPr>
-          <w:noProof/>
-        </w:rPr>
-      </w:pPr>
-      <w:r>
-        <w:rPr>
-          <w:noProof/>
-        </w:rPr>
-        <w:t xml:space="preserve">24. </w:t>
-      </w:r>
-      <w:r>
-        <w:rPr>
-          <w:i/>
-          <w:iCs/>
-          <w:noProof/>
-        </w:rPr>
-        <w:t xml:space="preserve">Deep learning enables accurate diagnosis of acute cholecystitis and prediction of suppuration using noncontrast CT. </w:t>
-      </w:r>
-      <w:r>
-        <w:rPr>
-          <w:b/>
-          <w:bCs/>
-          <w:noProof/>
-        </w:rPr>
-        <w:t>Chen Bai-Qing, et al.</w:t>
-      </w:r>
-      <w:r>
-        <w:rPr>
-          <w:noProof/>
-        </w:rPr>
-        <w:t xml:space="preserve"> 2025, iScience.</w:t>
-      </w:r>
-    </w:p>
-    <w:p>
-      <w:pPr>
-        <w:pStyle w:val="Kaynaka"/>
-        <w:rPr>
-          <w:noProof/>
-        </w:rPr>
-      </w:pPr>
-      <w:r>
-        <w:rPr>
-          <w:noProof/>
-        </w:rPr>
-        <w:t xml:space="preserve">25. </w:t>
-      </w:r>
-      <w:r>
-        <w:rPr>
-          <w:i/>
-          <w:iCs/>
-          <w:noProof/>
-        </w:rPr>
-        <w:t xml:space="preserve">A radiomics-clinical predictive model for difficult laparoscopic cholecystectomy based on preoperative CT imaging: a retrospective single center study. </w:t>
-      </w:r>
-      <w:r>
-        <w:rPr>
-          <w:b/>
-          <w:bCs/>
-          <w:noProof/>
-        </w:rPr>
-        <w:t>Sun Ruitao, et al.</w:t>
-      </w:r>
-      <w:r>
-        <w:rPr>
-          <w:noProof/>
-        </w:rPr>
-        <w:t xml:space="preserve"> 2025, World Journal of Emergency Surgery.</w:t>
-      </w:r>
-    </w:p>
-    <w:p>
-      <w:pPr>
-        <w:pStyle w:val="Kaynaka"/>
-        <w:rPr>
-          <w:noProof/>
-        </w:rPr>
-      </w:pPr>
-      <w:r>
-        <w:rPr>
-          <w:noProof/>
-        </w:rPr>
-        <w:t xml:space="preserve">26. </w:t>
-      </w:r>
-      <w:r>
-        <w:rPr>
-          <w:i/>
-          <w:iCs/>
-          <w:noProof/>
-        </w:rPr>
-        <w:t xml:space="preserve">Sigmoid Colon Localisation for Acute Diverticulitis Disease Using Sigloc 3D Convolution Neural Network. </w:t>
-      </w:r>
-      <w:r>
-        <w:rPr>
-          <w:b/>
-          <w:bCs/>
-          <w:noProof/>
-        </w:rPr>
-        <w:t>Rahman Md Akizur, et al.</w:t>
-      </w:r>
-      <w:r>
-        <w:rPr>
-          <w:noProof/>
-        </w:rPr>
-        <w:t xml:space="preserve"> 2025, Lecture notes in electrical engineering.</w:t>
-      </w:r>
-    </w:p>
-    <w:p>
-      <w:pPr>
-        <w:pStyle w:val="Kaynaka"/>
-        <w:rPr>
-          <w:noProof/>
-        </w:rPr>
-      </w:pPr>
-      <w:r>
-        <w:rPr>
-          <w:noProof/>
-        </w:rPr>
-        <w:t xml:space="preserve">27. </w:t>
-      </w:r>
-      <w:r>
-        <w:rPr>
-          <w:i/>
-          <w:iCs/>
-          <w:noProof/>
-        </w:rPr>
-        <w:t xml:space="preserve">YOLOv12: Attention-Centric Real-Time Object Detectors. </w:t>
-      </w:r>
-      <w:r>
-        <w:rPr>
-          <w:b/>
-          <w:bCs/>
-          <w:noProof/>
-        </w:rPr>
-        <w:t>Tian Y., Ye Q. and Doermann D.</w:t>
-      </w:r>
-      <w:r>
-        <w:rPr>
-          <w:noProof/>
-        </w:rPr>
-        <w:t xml:space="preserve"> 2025, arXiv.</w:t>
-      </w:r>
-    </w:p>
-    <w:p>
-      <w:pPr>
-        <w:pStyle w:val="Kaynaka"/>
-        <w:rPr>
-          <w:noProof/>
-        </w:rPr>
-      </w:pPr>
-      <w:r>
-        <w:rPr>
-          <w:noProof/>
-        </w:rPr>
-        <w:t xml:space="preserve">28. </w:t>
-      </w:r>
-      <w:r>
-        <w:rPr>
-          <w:i/>
-          <w:iCs/>
-          <w:noProof/>
-        </w:rPr>
-        <w:t xml:space="preserve">Swin Transformer: Hierarchical Vision Transformer using Shifted Windows. </w:t>
-      </w:r>
-      <w:r>
-        <w:rPr>
-          <w:b/>
-          <w:bCs/>
-          <w:noProof/>
-        </w:rPr>
-        <w:t>Liu Z., et al.</w:t>
-      </w:r>
-      <w:r>
-        <w:rPr>
-          <w:noProof/>
-        </w:rPr>
-        <w:t xml:space="preserve"> 2021, Proceedings of the IEEE/CVF International Conference on Computer Vision (ICCV).</w:t>
-      </w:r>
-    </w:p>
-    <w:p>
-      <w:pPr>
-        <w:pStyle w:val="Kaynaka"/>
-        <w:rPr>
-          <w:noProof/>
-        </w:rPr>
-      </w:pPr>
-      <w:r>
-        <w:rPr>
-          <w:noProof/>
-        </w:rPr>
-        <w:t xml:space="preserve">29. </w:t>
-      </w:r>
-      <w:r>
-        <w:rPr>
-          <w:i/>
-          <w:iCs/>
-          <w:noProof/>
-        </w:rPr>
-        <w:t xml:space="preserve">nnU-Net: a self-configuring method for deep learning-based biomedical image segmentation. </w:t>
-      </w:r>
-      <w:r>
-        <w:rPr>
-          <w:b/>
-          <w:bCs/>
-          <w:noProof/>
-        </w:rPr>
-        <w:t>Isensee F., et al.</w:t>
-      </w:r>
-      <w:r>
-        <w:rPr>
-          <w:noProof/>
-        </w:rPr>
-        <w:t xml:space="preserve"> 2021, Nature Methods.</w:t>
-      </w:r>
-    </w:p>
-    <w:p>
-      <w:pPr>
-        <w:pStyle w:val="Kaynaka"/>
-        <w:rPr>
-          <w:noProof/>
-        </w:rPr>
-      </w:pPr>
-      <w:r>
-        <w:rPr>
-          <w:noProof/>
-        </w:rPr>
-        <w:t xml:space="preserve">30. </w:t>
-      </w:r>
-      <w:r>
-        <w:rPr>
-          <w:i/>
-          <w:iCs/>
-          <w:noProof/>
-        </w:rPr>
-        <w:t xml:space="preserve">MedNeXt: Transformer-Driven Scaling of ConvNets for Medical Image Segmentation. </w:t>
-      </w:r>
-      <w:r>
-        <w:rPr>
-          <w:b/>
-          <w:bCs/>
-          <w:noProof/>
-        </w:rPr>
-        <w:t>Roy S., et al.</w:t>
-      </w:r>
-      <w:r>
-        <w:rPr>
-          <w:noProof/>
-        </w:rPr>
-        <w:t xml:space="preserve"> 2023, Medical Image Computing and Computer Assisted Intervention (MICCAI).</w:t>
-      </w:r>
-    </w:p>
-    <w:p>
-      <w:r>
-        <w:lastRenderedPageBreak/>
+      <w:r>
         <w:fldChar w:fldCharType="end"/>
       </w:r>
     </w:p>
@@ -4662,7 +6688,6 @@
   <w:style w:type="character" w:default="1" w:styleId="VarsaylanParagrafYazTipi">
     <w:name w:val="Default Paragraph Font"/>
     <w:uiPriority w:val="1"/>
-    <w:semiHidden/>
     <w:unhideWhenUsed/>
   </w:style>
   <w:style w:type="table" w:default="1" w:styleId="NormalTablo">
@@ -5528,7 +7553,7 @@
 </file>
 
 <file path=customXml/item1.xml><?xml version="1.0" encoding="utf-8"?>
-<b:Sources xmlns:b="http://schemas.openxmlformats.org/officeDocument/2006/bibliography" SelectedStyle="\ISO690Nmerical.xsl" StyleName="ISO 690 - Numerical Reference">
+<b:Sources xmlns:b="http://schemas.openxmlformats.org/officeDocument/2006/bibliography" SelectedStyle="\IEEE2006OfficeOnline.xsl" StyleName="IEEE" Version="2006">
   <b:Source>
     <b:Tag>Ref1</b:Tag>
     <b:SourceType>JournalArticle</b:SourceType>
@@ -5568,7 +7593,7 @@
         </b:NameList>
       </b:Author>
     </b:Author>
-    <b:RefOrder>1</b:RefOrder>
+    <b:RefOrder>4</b:RefOrder>
   </b:Source>
   <b:Source>
     <b:Tag>Ref2</b:Tag>
@@ -5596,7 +7621,7 @@
         </b:NameList>
       </b:Author>
     </b:Author>
-    <b:RefOrder>2</b:RefOrder>
+    <b:RefOrder>5</b:RefOrder>
   </b:Source>
   <b:Source>
     <b:Tag>Ref3</b:Tag>
@@ -5645,7 +7670,7 @@
         </b:NameList>
       </b:Author>
     </b:Author>
-    <b:RefOrder>19</b:RefOrder>
+    <b:RefOrder>20</b:RefOrder>
   </b:Source>
   <b:Source>
     <b:Tag>Ref4</b:Tag>
@@ -5676,7 +7701,7 @@
         </b:NameList>
       </b:Author>
     </b:Author>
-    <b:RefOrder>18</b:RefOrder>
+    <b:RefOrder>19</b:RefOrder>
   </b:Source>
   <b:Source>
     <b:Tag>Ref5</b:Tag>
@@ -5698,7 +7723,7 @@
         </b:NameList>
       </b:Author>
     </b:Author>
-    <b:RefOrder>17</b:RefOrder>
+    <b:RefOrder>18</b:RefOrder>
   </b:Source>
   <b:Source>
     <b:Tag>Ref6</b:Tag>
@@ -5720,7 +7745,7 @@
         </b:NameList>
       </b:Author>
     </b:Author>
-    <b:RefOrder>3</b:RefOrder>
+    <b:RefOrder>6</b:RefOrder>
   </b:Source>
   <b:Source>
     <b:Tag>Ref7</b:Tag>
@@ -5739,7 +7764,7 @@
         </b:NameList>
       </b:Author>
     </b:Author>
-    <b:RefOrder>4</b:RefOrder>
+    <b:RefOrder>7</b:RefOrder>
   </b:Source>
   <b:Source>
     <b:Tag>Ref8</b:Tag>
@@ -5792,7 +7817,7 @@
         </b:NameList>
       </b:Author>
     </b:Author>
-    <b:RefOrder>16</b:RefOrder>
+    <b:RefOrder>17</b:RefOrder>
   </b:Source>
   <b:Source>
     <b:Tag>Ref9</b:Tag>
@@ -5827,7 +7852,7 @@
         </b:NameList>
       </b:Author>
     </b:Author>
-    <b:RefOrder>20</b:RefOrder>
+    <b:RefOrder>21</b:RefOrder>
   </b:Source>
   <b:Source>
     <b:Tag>Ref10</b:Tag>
@@ -5868,7 +7893,7 @@
         </b:NameList>
       </b:Author>
     </b:Author>
-    <b:RefOrder>21</b:RefOrder>
+    <b:RefOrder>22</b:RefOrder>
   </b:Source>
   <b:Source>
     <b:Tag>Ref11</b:Tag>
@@ -5905,7 +7930,7 @@
         </b:NameList>
       </b:Author>
     </b:Author>
-    <b:RefOrder>5</b:RefOrder>
+    <b:RefOrder>8</b:RefOrder>
   </b:Source>
   <b:Source>
     <b:Tag>Ref12</b:Tag>
@@ -5958,7 +7983,7 @@
         </b:NameList>
       </b:Author>
     </b:Author>
-    <b:RefOrder>6</b:RefOrder>
+    <b:RefOrder>9</b:RefOrder>
   </b:Source>
   <b:Source>
     <b:Tag>Ref13</b:Tag>
@@ -6005,7 +8030,7 @@
         </b:NameList>
       </b:Author>
     </b:Author>
-    <b:RefOrder>7</b:RefOrder>
+    <b:RefOrder>10</b:RefOrder>
   </b:Source>
   <b:Source>
     <b:Tag>Ref14</b:Tag>
@@ -6057,7 +8082,7 @@
         </b:NameList>
       </b:Author>
     </b:Author>
-    <b:RefOrder>8</b:RefOrder>
+    <b:RefOrder>11</b:RefOrder>
   </b:Source>
   <b:Source>
     <b:Tag>Ref15</b:Tag>
@@ -6092,7 +8117,7 @@
         </b:NameList>
       </b:Author>
     </b:Author>
-    <b:RefOrder>22</b:RefOrder>
+    <b:RefOrder>23</b:RefOrder>
   </b:Source>
   <b:Source>
     <b:Tag>Ref16</b:Tag>
@@ -6144,7 +8169,7 @@
         </b:NameList>
       </b:Author>
     </b:Author>
-    <b:RefOrder>9</b:RefOrder>
+    <b:RefOrder>12</b:RefOrder>
   </b:Source>
   <b:Source>
     <b:Tag>Ref17</b:Tag>
@@ -6197,7 +8222,7 @@
         </b:NameList>
       </b:Author>
     </b:Author>
-    <b:RefOrder>10</b:RefOrder>
+    <b:RefOrder>13</b:RefOrder>
   </b:Source>
   <b:Source>
     <b:Tag>Ref18</b:Tag>
@@ -6247,7 +8272,7 @@
         </b:NameList>
       </b:Author>
     </b:Author>
-    <b:RefOrder>23</b:RefOrder>
+    <b:RefOrder>24</b:RefOrder>
   </b:Source>
   <b:Source>
     <b:Tag>Ref19</b:Tag>
@@ -6288,7 +8313,7 @@
         </b:NameList>
       </b:Author>
     </b:Author>
-    <b:RefOrder>11</b:RefOrder>
+    <b:RefOrder>14</b:RefOrder>
   </b:Source>
   <b:Source>
     <b:Tag>Ref20</b:Tag>
@@ -6338,7 +8363,7 @@
         </b:NameList>
       </b:Author>
     </b:Author>
-    <b:RefOrder>12</b:RefOrder>
+    <b:RefOrder>15</b:RefOrder>
   </b:Source>
   <b:Source>
     <b:Tag>Ref21</b:Tag>
@@ -6367,7 +8392,7 @@
         </b:NameList>
       </b:Author>
     </b:Author>
-    <b:RefOrder>13</b:RefOrder>
+    <b:RefOrder>2</b:RefOrder>
   </b:Source>
   <b:Source>
     <b:Tag>Ref22</b:Tag>
@@ -6420,7 +8445,7 @@
         </b:NameList>
       </b:Author>
     </b:Author>
-    <b:RefOrder>14</b:RefOrder>
+    <b:RefOrder>16</b:RefOrder>
   </b:Source>
   <b:Source>
     <b:Tag>Ref23</b:Tag>
@@ -6454,7 +8479,7 @@
         </b:NameList>
       </b:Author>
     </b:Author>
-    <b:RefOrder>24</b:RefOrder>
+    <b:RefOrder>25</b:RefOrder>
   </b:Source>
   <b:Source>
     <b:Tag>Ref24</b:Tag>
@@ -6507,7 +8532,7 @@
         </b:NameList>
       </b:Author>
     </b:Author>
-    <b:RefOrder>25</b:RefOrder>
+    <b:RefOrder>26</b:RefOrder>
   </b:Source>
   <b:Source>
     <b:Tag>Ref25</b:Tag>
@@ -6544,7 +8569,7 @@
         </b:NameList>
       </b:Author>
     </b:Author>
-    <b:RefOrder>26</b:RefOrder>
+    <b:RefOrder>27</b:RefOrder>
   </b:Source>
   <b:Source>
     <b:Tag>Ref26</b:Tag>
@@ -6569,7 +8594,7 @@
         </b:NameList>
       </b:Author>
     </b:Author>
-    <b:RefOrder>15</b:RefOrder>
+    <b:RefOrder>3</b:RefOrder>
   </b:Source>
   <b:Source>
     <b:Tag>Ref27</b:Tag>
@@ -6593,7 +8618,7 @@
         </b:NameList>
       </b:Author>
     </b:Author>
-    <b:RefOrder>27</b:RefOrder>
+    <b:RefOrder>28</b:RefOrder>
   </b:Source>
   <b:Source>
     <b:Tag>Ref28</b:Tag>
@@ -6620,7 +8645,7 @@
         </b:NameList>
       </b:Author>
     </b:Author>
-    <b:RefOrder>28</b:RefOrder>
+    <b:RefOrder>29</b:RefOrder>
   </b:Source>
   <b:Source>
     <b:Tag>Ref29</b:Tag>
@@ -6652,7 +8677,7 @@
         </b:NameList>
       </b:Author>
     </b:Author>
-    <b:RefOrder>29</b:RefOrder>
+    <b:RefOrder>30</b:RefOrder>
   </b:Source>
   <b:Source>
     <b:Tag>Ref30</b:Tag>
@@ -6682,13 +8707,52 @@
         </b:NameList>
       </b:Author>
     </b:Author>
-    <b:RefOrder>30</b:RefOrder>
+    <b:RefOrder>31</b:RefOrder>
+  </b:Source>
+  <b:Source>
+    <b:Tag>GenRef053</b:Tag>
+    <b:SourceType>JournalArticle</b:SourceType>
+    <b:Guid>{65389FE0-0222-4FDA-8885-9A2ECB995E71}</b:Guid>
+    <b:Author>
+      <b:Author>
+        <b:NameList>
+          <b:Person>
+            <b:Last>Hafiz</b:Last>
+            <b:First>A. A.</b:First>
+          </b:Person>
+          <b:Person>
+            <b:Last>Vericho</b:Last>
+            <b:First>D.</b:First>
+          </b:Person>
+          <b:Person>
+            <b:Last>Carter</b:Last>
+            <b:First>V. J.</b:First>
+          </b:Person>
+          <b:Person>
+            <b:Last>Thio</b:Last>
+            <b:First>D. C.</b:First>
+          </b:Person>
+          <b:Person>
+            <b:Last>Isnan</b:Last>
+            <b:First>M.</b:First>
+          </b:Person>
+          <b:Person>
+            <b:Last>Pardamean</b:Last>
+            <b:First>B.</b:First>
+          </b:Person>
+        </b:NameList>
+      </b:Author>
+    </b:Author>
+    <b:Title>Vision Transformer and CNNs in Kidney Stone Classification: A Comparative Study</b:Title>
+    <b:Year>2025</b:Year>
+    <b:JournalName>Procedia Computer Science, 269, 1466-1473</b:JournalName>
+    <b:RefOrder>1</b:RefOrder>
   </b:Source>
 </b:Sources>
 </file>
 
 <file path=customXml/itemProps1.xml><?xml version="1.0" encoding="utf-8"?>
-<ds:datastoreItem xmlns:ds="http://schemas.openxmlformats.org/officeDocument/2006/customXml" ds:itemID="{8C638DFA-19C8-4A03-A7B1-5287118C35A9}">
+<ds:datastoreItem xmlns:ds="http://schemas.openxmlformats.org/officeDocument/2006/customXml" ds:itemID="{C9E54E2E-23D4-45A1-8B80-0A52F7620578}">
   <ds:schemaRefs>
     <ds:schemaRef ds:uri="http://schemas.openxmlformats.org/officeDocument/2006/bibliography"/>
   </ds:schemaRefs>

--- a/paper_output/Makale1_Benchmark_TR.docx
+++ b/paper_output/Makale1_Benchmark_TR.docx
@@ -1427,11 +1427,43 @@
         <w:t>tek bir organ veya tek bir patolojiye</w:t>
       </w:r>
       <w:r>
-        <w:t xml:space="preserve"> odaklanmakta; mevcut açık veri kümeleri (ör. RSNA Abdominal Trauma, LiTS, KiTS) tek-</w:t>
+        <w:t xml:space="preserve"> odaklanmakta; mevcut </w:t>
+      </w:r>
+      <w:proofErr w:type="spellStart"/>
+      <w:r>
+        <w:t>açık</w:t>
+      </w:r>
+      <w:proofErr w:type="spellEnd"/>
+      <w:r>
+        <w:t xml:space="preserve"> </w:t>
+      </w:r>
+      <w:proofErr w:type="spellStart"/>
+      <w:r>
+        <w:t>veri</w:t>
+      </w:r>
+      <w:proofErr w:type="spellEnd"/>
+      <w:r>
+        <w:t xml:space="preserve"> </w:t>
+      </w:r>
+      <w:proofErr w:type="spellStart"/>
+      <w:r>
+        <w:t>kümeleri</w:t>
+      </w:r>
+      <w:proofErr w:type="spellEnd"/>
+      <w:r>
+        <w:t xml:space="preserve"> (</w:t>
+      </w:r>
+      <w:proofErr w:type="spellStart"/>
+      <w:r>
+        <w:t>ör</w:t>
+      </w:r>
+      <w:proofErr w:type="spellEnd"/>
+      <w:r>
+        <w:t xml:space="preserve">. LiTS, KiTS) tek-patoloji tespitiyle sınırlı </w:t>
       </w:r>
       <w:r>
         <w:lastRenderedPageBreak/>
-        <w:t xml:space="preserve">patoloji tespitiyle sınırlı kalmakta ve patolojiler arası karşılaştırmayı engellemektedir. Acil serviste BT yorumlama süreci ise çoğunlukla </w:t>
+        <w:t xml:space="preserve">kalmakta ve patolojiler arası karşılaştırmayı engellemektedir. Acil serviste BT yorumlama süreci ise çoğunlukla </w:t>
       </w:r>
       <w:r>
         <w:rPr>
@@ -6688,6 +6720,7 @@
   <w:style w:type="character" w:default="1" w:styleId="VarsaylanParagrafYazTipi">
     <w:name w:val="Default Paragraph Font"/>
     <w:uiPriority w:val="1"/>
+    <w:semiHidden/>
     <w:unhideWhenUsed/>
   </w:style>
   <w:style w:type="table" w:default="1" w:styleId="NormalTablo">
